--- a/系統文件/第6章/6-2 圖3.docx
+++ b/系統文件/第6章/6-2 圖3.docx
@@ -22,7 +22,7 @@
           <w:rFonts w:hint="eastAsia"/>
           <w:szCs w:val="24"/>
         </w:rPr>
-        <w:t>單字管理</w:t>
+        <w:t>拍照學習</w:t>
       </w:r>
     </w:p>
     <w:tbl>
@@ -83,7 +83,7 @@
                 <w:rFonts w:ascii="標楷體" w:eastAsia="標楷體" w:hAnsi="標楷體" w:hint="eastAsia"/>
                 <w:szCs w:val="24"/>
               </w:rPr>
-              <w:t>3.1</w:t>
+              <w:t>2</w:t>
             </w:r>
           </w:p>
         </w:tc>
@@ -127,7 +127,7 @@
                 <w:rFonts w:ascii="標楷體" w:eastAsia="標楷體" w:hAnsi="標楷體" w:hint="eastAsia"/>
                 <w:szCs w:val="24"/>
               </w:rPr>
-              <w:t>單字管理</w:t>
+              <w:t>拍照學習</w:t>
             </w:r>
           </w:p>
         </w:tc>
@@ -174,21 +174,7 @@
                 <w:rFonts w:ascii="標楷體" w:eastAsia="標楷體" w:hAnsi="標楷體" w:cs="新細明體" w:hint="eastAsia"/>
                 <w:szCs w:val="24"/>
               </w:rPr>
-              <w:t>使用者對收藏單字進行新增、刪除與查詢。</w:t>
-            </w:r>
-          </w:p>
-        </w:tc>
-        <w:tc>
-          <w:p>
-            <w:pPr>
-              <w:widowControl/>
-            </w:pPr>
-            <w:r>
-              <w:rPr>
-                <w:rFonts w:hint="eastAsia"/>
-                <w:color w:val="000000"/>
-              </w:rPr>
-              <w:t>使用者對收藏單字進行新增、刪除與查詢。</w:t>
+              <w:t>使用者透過相機拍攝或從相簿上傳照片，系統呼叫 Gemini API 進行影像辨識，生成相關日文單字與分級例句，並管理每日拍照使用次數。</w:t>
             </w:r>
           </w:p>
         </w:tc>
@@ -258,7 +244,7 @@
                 <w:rFonts w:ascii="標楷體" w:eastAsia="標楷體" w:hAnsi="標楷體" w:cs="新細明體" w:hint="eastAsia"/>
                 <w:szCs w:val="24"/>
               </w:rPr>
-              <w:t>選擇的單字／取消收藏的單字／查詢請求</w:t>
+              <w:t>照片、訂閱方案</w:t>
             </w:r>
           </w:p>
         </w:tc>
@@ -274,7 +260,7 @@
             <w:pPr>
               <w:jc w:val="both"/>
               <w:rPr>
-                <w:rFonts w:ascii="標楷體" w:eastAsia="標楷體" w:hAnsi="標楷體"/>
+                <w:rFonts w:ascii="標楷體" w:eastAsia="標楷體" w:hAnsi="標楷體" w:hint="eastAsia"/>
                 <w:szCs w:val="24"/>
               </w:rPr>
             </w:pPr>
@@ -312,16 +298,16 @@
             <w:pPr>
               <w:jc w:val="both"/>
               <w:rPr>
-                <w:rFonts w:ascii="標楷體" w:eastAsia="標楷體" w:hAnsi="標楷體" w:cs="新細明體"/>
-                <w:szCs w:val="24"/>
-              </w:rPr>
-            </w:pPr>
-            <w:r>
-              <w:rPr>
                 <w:rFonts w:ascii="標楷體" w:eastAsia="標楷體" w:hAnsi="標楷體" w:cs="新細明體" w:hint="eastAsia"/>
                 <w:szCs w:val="24"/>
               </w:rPr>
-              <w:t>收藏的單字（T08 使用者單字收藏資料表）</w:t>
+            </w:pPr>
+            <w:r>
+              <w:rPr>
+                <w:rFonts w:ascii="標楷體" w:eastAsia="標楷體" w:hAnsi="標楷體" w:cs="新細明體" w:hint="eastAsia"/>
+                <w:szCs w:val="24"/>
+              </w:rPr>
+              <w:t>使用次數（T01 使用者資料表）、照片資料（T06 使用者照片事件資料表）、單字明細（T07 照片辨識單字明細資料表）</w:t>
             </w:r>
           </w:p>
         </w:tc>
@@ -391,7 +377,7 @@
                 <w:rFonts w:ascii="標楷體" w:eastAsia="標楷體" w:hAnsi="標楷體" w:hint="eastAsia"/>
                 <w:szCs w:val="24"/>
               </w:rPr>
-              <w:t>系統成功訊息、收藏的單字清單</w:t>
+              <w:t>上傳的照片、辨識結果、剩餘次數／額度</w:t>
             </w:r>
           </w:p>
         </w:tc>
@@ -445,16 +431,16 @@
             <w:pPr>
               <w:jc w:val="both"/>
               <w:rPr>
-                <w:rFonts w:ascii="標楷體" w:eastAsia="標楷體" w:hAnsi="標楷體" w:cs="新細明體"/>
-                <w:szCs w:val="24"/>
-              </w:rPr>
-            </w:pPr>
-            <w:r>
-              <w:rPr>
-                <w:rFonts w:ascii="標楷體" w:eastAsia="標楷體" w:hAnsi="標楷體" w:cs="新細明體" w:hint="eastAsia"/>
-                <w:szCs w:val="24"/>
-              </w:rPr>
-              <w:t>收藏的單字（T08 使用者單字收藏資料表）</w:t>
+                <w:rFonts w:ascii="標楷體" w:eastAsia="標楷體" w:hAnsi="標楷體"/>
+                <w:szCs w:val="24"/>
+              </w:rPr>
+            </w:pPr>
+            <w:r>
+              <w:rPr>
+                <w:rFonts w:ascii="標楷體" w:eastAsia="標楷體" w:hAnsi="標楷體" w:hint="eastAsia"/>
+                <w:szCs w:val="24"/>
+              </w:rPr>
+              <w:t>使用次數（T01 使用者資料表）、照片資料（T06 使用者照片事件資料表）、辨識結果單字（T07 照片辨識單字明細資料表）</w:t>
             </w:r>
           </w:p>
         </w:tc>
@@ -480,7 +466,7 @@
           <w:rFonts w:hint="eastAsia"/>
           <w:szCs w:val="24"/>
         </w:rPr>
-        <w:t>新增收藏單字</w:t>
+        <w:t>單字收藏</w:t>
       </w:r>
     </w:p>
     <w:tbl>
@@ -541,7 +527,7 @@
                 <w:rFonts w:ascii="標楷體" w:eastAsia="標楷體" w:hAnsi="標楷體" w:hint="eastAsia"/>
                 <w:szCs w:val="24"/>
               </w:rPr>
-              <w:t>3.1.1</w:t>
+              <w:t>3</w:t>
             </w:r>
           </w:p>
         </w:tc>
@@ -585,7 +571,7 @@
                 <w:rFonts w:ascii="標楷體" w:eastAsia="標楷體" w:hAnsi="標楷體" w:hint="eastAsia"/>
                 <w:szCs w:val="24"/>
               </w:rPr>
-              <w:t>新增收藏單字</w:t>
+              <w:t>單字收藏</w:t>
             </w:r>
           </w:p>
         </w:tc>
@@ -632,7 +618,7 @@
                 <w:rFonts w:ascii="標楷體" w:eastAsia="標楷體" w:hAnsi="標楷體" w:cs="新細明體" w:hint="eastAsia"/>
                 <w:szCs w:val="24"/>
               </w:rPr>
-              <w:t>使用者從辨識結果中選擇欲收藏的單字，系統將該單字寫入 T08 使用者單字收藏資料表，並回傳系統成功訊息。</w:t>
+              <w:t>使用者對收藏單字及自訂資料夾進行管理，包含單字新增、刪除、查詢，以及資料夾新增、刪除、編輯與查詢。</w:t>
             </w:r>
           </w:p>
         </w:tc>
@@ -641,6 +627,7 @@
         <w:tc>
           <w:tcPr>
             <w:tcW w:w="1271" w:type="dxa"/>
+            <w:vMerge w:val="restart"/>
             <w:vAlign w:val="center"/>
           </w:tcPr>
           <w:p>
@@ -692,7 +679,7 @@
             <w:pPr>
               <w:jc w:val="both"/>
               <w:rPr>
-                <w:rFonts w:ascii="標楷體" w:eastAsia="標楷體" w:hAnsi="標楷體"/>
+                <w:rFonts w:ascii="標楷體" w:eastAsia="標楷體" w:hAnsi="標楷體" w:cs="新細明體"/>
                 <w:szCs w:val="24"/>
               </w:rPr>
             </w:pPr>
@@ -701,7 +688,7 @@
                 <w:rFonts w:ascii="標楷體" w:eastAsia="標楷體" w:hAnsi="標楷體" w:cs="新細明體" w:hint="eastAsia"/>
                 <w:szCs w:val="24"/>
               </w:rPr>
-              <w:t>選擇的單字（單字 ID）</w:t>
+              <w:t>選擇的單字／取消收藏的單字／資料夾操作資料／查詢請求</w:t>
             </w:r>
           </w:p>
         </w:tc>
@@ -710,24 +697,17 @@
         <w:tc>
           <w:tcPr>
             <w:tcW w:w="1271" w:type="dxa"/>
-            <w:vMerge w:val="restart"/>
-            <w:vAlign w:val="center"/>
-          </w:tcPr>
-          <w:p>
-            <w:pPr>
-              <w:jc w:val="both"/>
-              <w:rPr>
-                <w:rFonts w:ascii="標楷體" w:eastAsia="標楷體" w:hAnsi="標楷體"/>
-                <w:szCs w:val="24"/>
-              </w:rPr>
-            </w:pPr>
-            <w:r>
-              <w:rPr>
-                <w:rFonts w:ascii="標楷體" w:eastAsia="標楷體" w:hAnsi="標楷體" w:hint="eastAsia"/>
-                <w:szCs w:val="24"/>
-              </w:rPr>
-              <w:t>輸出值</w:t>
-            </w:r>
+            <w:vMerge/>
+            <w:vAlign w:val="center"/>
+          </w:tcPr>
+          <w:p>
+            <w:pPr>
+              <w:jc w:val="both"/>
+              <w:rPr>
+                <w:rFonts w:ascii="標楷體" w:eastAsia="標楷體" w:hAnsi="標楷體"/>
+                <w:szCs w:val="24"/>
+              </w:rPr>
+            </w:pPr>
           </w:p>
         </w:tc>
         <w:tc>
@@ -739,16 +719,16 @@
             <w:pPr>
               <w:jc w:val="both"/>
               <w:rPr>
-                <w:rFonts w:ascii="標楷體" w:eastAsia="標楷體" w:hAnsi="標楷體"/>
-                <w:szCs w:val="24"/>
-              </w:rPr>
-            </w:pPr>
-            <w:r>
-              <w:rPr>
                 <w:rFonts w:ascii="標楷體" w:eastAsia="標楷體" w:hAnsi="標楷體" w:cs="新細明體"/>
                 <w:szCs w:val="24"/>
               </w:rPr>
-              <w:t>使用者</w:t>
+            </w:pPr>
+            <w:r>
+              <w:rPr>
+                <w:rFonts w:ascii="標楷體" w:eastAsia="標楷體" w:hAnsi="標楷體" w:cs="新細明體" w:hint="eastAsia"/>
+                <w:szCs w:val="24"/>
+              </w:rPr>
+              <w:t>資料庫</w:t>
             </w:r>
           </w:p>
         </w:tc>
@@ -762,16 +742,16 @@
             <w:pPr>
               <w:jc w:val="both"/>
               <w:rPr>
-                <w:rFonts w:ascii="標楷體" w:eastAsia="標楷體" w:hAnsi="標楷體"/>
-                <w:szCs w:val="24"/>
-              </w:rPr>
-            </w:pPr>
-            <w:r>
-              <w:rPr>
-                <w:rFonts w:ascii="標楷體" w:eastAsia="標楷體" w:hAnsi="標楷體" w:hint="eastAsia"/>
-                <w:szCs w:val="24"/>
-              </w:rPr>
-              <w:t>系統成功訊息</w:t>
+                <w:rFonts w:ascii="標楷體" w:eastAsia="標楷體" w:hAnsi="標楷體" w:cs="新細明體"/>
+                <w:szCs w:val="24"/>
+              </w:rPr>
+            </w:pPr>
+            <w:r>
+              <w:rPr>
+                <w:rFonts w:ascii="標楷體" w:eastAsia="標楷體" w:hAnsi="標楷體" w:cs="新細明體" w:hint="eastAsia"/>
+                <w:szCs w:val="24"/>
+              </w:rPr>
+              <w:t>收藏的單字（T08 使用者單字收藏資料表）、資料夾資料（T09 使用者自訂資料夾資料表）</w:t>
             </w:r>
           </w:p>
         </w:tc>
@@ -780,17 +760,24 @@
         <w:tc>
           <w:tcPr>
             <w:tcW w:w="1271" w:type="dxa"/>
-            <w:vMerge/>
-            <w:vAlign w:val="center"/>
-          </w:tcPr>
-          <w:p>
-            <w:pPr>
-              <w:jc w:val="both"/>
-              <w:rPr>
-                <w:rFonts w:ascii="標楷體" w:eastAsia="標楷體" w:hAnsi="標楷體" w:hint="eastAsia"/>
-                <w:szCs w:val="24"/>
-              </w:rPr>
-            </w:pPr>
+            <w:vMerge w:val="restart"/>
+            <w:vAlign w:val="center"/>
+          </w:tcPr>
+          <w:p>
+            <w:pPr>
+              <w:jc w:val="both"/>
+              <w:rPr>
+                <w:rFonts w:ascii="標楷體" w:eastAsia="標楷體" w:hAnsi="標楷體"/>
+                <w:szCs w:val="24"/>
+              </w:rPr>
+            </w:pPr>
+            <w:r>
+              <w:rPr>
+                <w:rFonts w:ascii="標楷體" w:eastAsia="標楷體" w:hAnsi="標楷體" w:hint="eastAsia"/>
+                <w:szCs w:val="24"/>
+              </w:rPr>
+              <w:t>輸出值</w:t>
+            </w:r>
           </w:p>
         </w:tc>
         <w:tc>
@@ -802,16 +789,16 @@
             <w:pPr>
               <w:jc w:val="both"/>
               <w:rPr>
+                <w:rFonts w:ascii="標楷體" w:eastAsia="標楷體" w:hAnsi="標楷體"/>
+                <w:szCs w:val="24"/>
+              </w:rPr>
+            </w:pPr>
+            <w:r>
+              <w:rPr>
                 <w:rFonts w:ascii="標楷體" w:eastAsia="標楷體" w:hAnsi="標楷體" w:cs="新細明體"/>
                 <w:szCs w:val="24"/>
               </w:rPr>
-            </w:pPr>
-            <w:r>
-              <w:rPr>
-                <w:rFonts w:ascii="標楷體" w:eastAsia="標楷體" w:hAnsi="標楷體" w:cs="新細明體" w:hint="eastAsia"/>
-                <w:szCs w:val="24"/>
-              </w:rPr>
-              <w:t>資料庫</w:t>
+              <w:t>使用者</w:t>
             </w:r>
           </w:p>
         </w:tc>
@@ -825,16 +812,79 @@
             <w:pPr>
               <w:jc w:val="both"/>
               <w:rPr>
-                <w:rFonts w:ascii="標楷體" w:eastAsia="標楷體" w:hAnsi="標楷體" w:hint="eastAsia"/>
-                <w:szCs w:val="24"/>
-              </w:rPr>
-            </w:pPr>
-            <w:r>
-              <w:rPr>
-                <w:rFonts w:ascii="標楷體" w:eastAsia="標楷體" w:hAnsi="標楷體" w:hint="eastAsia"/>
-                <w:szCs w:val="24"/>
-              </w:rPr>
-              <w:t>選擇的單字（T08 使用者單字收藏資料表）</w:t>
+                <w:rFonts w:ascii="標楷體" w:eastAsia="標楷體" w:hAnsi="標楷體" w:cs="新細明體"/>
+                <w:szCs w:val="24"/>
+              </w:rPr>
+            </w:pPr>
+            <w:r>
+              <w:rPr>
+                <w:rFonts w:ascii="標楷體" w:eastAsia="標楷體" w:hAnsi="標楷體" w:cs="新細明體" w:hint="eastAsia"/>
+                <w:szCs w:val="24"/>
+              </w:rPr>
+              <w:t>系統成功訊息、收藏的單字清單、資料夾名稱／內容</w:t>
+            </w:r>
+          </w:p>
+        </w:tc>
+      </w:tr>
+      <w:tr>
+        <w:tc>
+          <w:tcPr>
+            <w:tcW w:w="1271" w:type="dxa"/>
+            <w:vMerge/>
+            <w:vAlign w:val="center"/>
+          </w:tcPr>
+          <w:p>
+            <w:pPr>
+              <w:jc w:val="both"/>
+              <w:rPr>
+                <w:rFonts w:ascii="標楷體" w:eastAsia="標楷體" w:hAnsi="標楷體"/>
+                <w:szCs w:val="24"/>
+              </w:rPr>
+            </w:pPr>
+          </w:p>
+        </w:tc>
+        <w:tc>
+          <w:tcPr>
+            <w:tcW w:w="992" w:type="dxa"/>
+            <w:vAlign w:val="center"/>
+          </w:tcPr>
+          <w:p>
+            <w:pPr>
+              <w:jc w:val="both"/>
+              <w:rPr>
+                <w:rFonts w:ascii="標楷體" w:eastAsia="標楷體" w:hAnsi="標楷體" w:cs="新細明體"/>
+                <w:szCs w:val="24"/>
+              </w:rPr>
+            </w:pPr>
+            <w:r>
+              <w:rPr>
+                <w:rFonts w:ascii="標楷體" w:eastAsia="標楷體" w:hAnsi="標楷體" w:cs="新細明體" w:hint="eastAsia"/>
+                <w:szCs w:val="24"/>
+              </w:rPr>
+              <w:t>資料庫</w:t>
+            </w:r>
+          </w:p>
+        </w:tc>
+        <w:tc>
+          <w:tcPr>
+            <w:tcW w:w="6033" w:type="dxa"/>
+            <w:gridSpan w:val="3"/>
+            <w:vAlign w:val="center"/>
+          </w:tcPr>
+          <w:p>
+            <w:pPr>
+              <w:jc w:val="both"/>
+              <w:rPr>
+                <w:rFonts w:ascii="標楷體" w:eastAsia="標楷體" w:hAnsi="標楷體" w:cs="新細明體"/>
+                <w:szCs w:val="24"/>
+              </w:rPr>
+            </w:pPr>
+            <w:r>
+              <w:rPr>
+                <w:rFonts w:ascii="標楷體" w:eastAsia="標楷體" w:hAnsi="標楷體" w:cs="新細明體" w:hint="eastAsia"/>
+                <w:szCs w:val="24"/>
+              </w:rPr>
+              <w:t>收藏的單字（T08 使用者單字收藏資料表）、資料夾資料（T09 使用者自訂資料夾資料表）</w:t>
             </w:r>
           </w:p>
         </w:tc>
@@ -860,7 +910,7 @@
           <w:rFonts w:hint="eastAsia"/>
           <w:szCs w:val="24"/>
         </w:rPr>
-        <w:t>刪除收藏單字</w:t>
+        <w:t>社群互動</w:t>
       </w:r>
     </w:p>
     <w:tbl>
@@ -921,7 +971,7 @@
                 <w:rFonts w:ascii="標楷體" w:eastAsia="標楷體" w:hAnsi="標楷體" w:hint="eastAsia"/>
                 <w:szCs w:val="24"/>
               </w:rPr>
-              <w:t>3.1.2</w:t>
+              <w:t>6</w:t>
             </w:r>
           </w:p>
         </w:tc>
@@ -965,7 +1015,7 @@
                 <w:rFonts w:ascii="標楷體" w:eastAsia="標楷體" w:hAnsi="標楷體" w:hint="eastAsia"/>
                 <w:szCs w:val="24"/>
               </w:rPr>
-              <w:t>刪除收藏單字</w:t>
+              <w:t>社群互動</w:t>
             </w:r>
           </w:p>
         </w:tc>
@@ -1012,7 +1062,7 @@
                 <w:rFonts w:ascii="標楷體" w:eastAsia="標楷體" w:hAnsi="標楷體" w:cs="新細明體" w:hint="eastAsia"/>
                 <w:szCs w:val="24"/>
               </w:rPr>
-              <w:t>使用者取消收藏指定單字，系統從 T08 使用者單字收藏資料表移除該筆紀錄，並回傳更新後的收藏清單。</w:t>
+              <w:t>使用者進行好友管理（邀請、刪除、暱稱修改、查詢）及學習小組管理（建立、查詢、邀請成員）。</w:t>
             </w:r>
           </w:p>
         </w:tc>
@@ -1073,7 +1123,7 @@
             <w:pPr>
               <w:jc w:val="both"/>
               <w:rPr>
-                <w:rFonts w:ascii="標楷體" w:eastAsia="標楷體" w:hAnsi="標楷體" w:cs="新細明體"/>
+                <w:rFonts w:ascii="標楷體" w:eastAsia="標楷體" w:hAnsi="標楷體"/>
                 <w:szCs w:val="24"/>
               </w:rPr>
             </w:pPr>
@@ -1082,7 +1132,15 @@
                 <w:rFonts w:ascii="標楷體" w:eastAsia="標楷體" w:hAnsi="標楷體" w:cs="新細明體" w:hint="eastAsia"/>
                 <w:szCs w:val="24"/>
               </w:rPr>
-              <w:t>取消收藏的單字（單字 ID）</w:t>
+              <w:t>好友邀請資料／解除好友請求／暱稱資料／小組建立表</w:t>
+            </w:r>
+            <w:r>
+              <w:rPr>
+                <w:rFonts w:ascii="標楷體" w:eastAsia="標楷體" w:hAnsi="標楷體" w:cs="新細明體" w:hint="eastAsia"/>
+                <w:szCs w:val="24"/>
+              </w:rPr>
+              <w:lastRenderedPageBreak/>
+              <w:t>單資料／邀請資料／查詢請求</w:t>
             </w:r>
           </w:p>
         </w:tc>
@@ -1098,7 +1156,7 @@
             <w:pPr>
               <w:jc w:val="both"/>
               <w:rPr>
-                <w:rFonts w:ascii="標楷體" w:eastAsia="標楷體" w:hAnsi="標楷體" w:hint="eastAsia"/>
+                <w:rFonts w:ascii="標楷體" w:eastAsia="標楷體" w:hAnsi="標楷體"/>
                 <w:szCs w:val="24"/>
               </w:rPr>
             </w:pPr>
@@ -1136,16 +1194,16 @@
             <w:pPr>
               <w:jc w:val="both"/>
               <w:rPr>
+                <w:rFonts w:ascii="標楷體" w:eastAsia="標楷體" w:hAnsi="標楷體" w:cs="新細明體"/>
+                <w:szCs w:val="24"/>
+              </w:rPr>
+            </w:pPr>
+            <w:r>
+              <w:rPr>
                 <w:rFonts w:ascii="標楷體" w:eastAsia="標楷體" w:hAnsi="標楷體" w:cs="新細明體" w:hint="eastAsia"/>
                 <w:szCs w:val="24"/>
               </w:rPr>
-            </w:pPr>
-            <w:r>
-              <w:rPr>
-                <w:rFonts w:ascii="標楷體" w:eastAsia="標楷體" w:hAnsi="標楷體" w:cs="新細明體" w:hint="eastAsia"/>
-                <w:szCs w:val="24"/>
-              </w:rPr>
-              <w:t>收藏的單字（T08 使用者單字收藏資料表）</w:t>
+              <w:t>邀請紀錄（T10 好友邀請資料表）、好友關係資料（T11 好友關係資料表）、學習小組資料（T12 學習小組資料表）、小組成員資料（T13 小組成員資料表）、小組邀請資料（T14 小組邀請資料表）</w:t>
             </w:r>
           </w:p>
         </w:tc>
@@ -1206,16 +1264,16 @@
             <w:pPr>
               <w:jc w:val="both"/>
               <w:rPr>
-                <w:rFonts w:ascii="標楷體" w:eastAsia="標楷體" w:hAnsi="標楷體" w:cs="新細明體"/>
-                <w:szCs w:val="24"/>
-              </w:rPr>
-            </w:pPr>
-            <w:r>
-              <w:rPr>
-                <w:rFonts w:ascii="標楷體" w:eastAsia="標楷體" w:hAnsi="標楷體" w:cs="新細明體" w:hint="eastAsia"/>
-                <w:szCs w:val="24"/>
-              </w:rPr>
-              <w:t>收藏的單字（更新後清單）</w:t>
+                <w:rFonts w:ascii="標楷體" w:eastAsia="標楷體" w:hAnsi="標楷體"/>
+                <w:szCs w:val="24"/>
+              </w:rPr>
+            </w:pPr>
+            <w:r>
+              <w:rPr>
+                <w:rFonts w:ascii="標楷體" w:eastAsia="標楷體" w:hAnsi="標楷體" w:hint="eastAsia"/>
+                <w:szCs w:val="24"/>
+              </w:rPr>
+              <w:t>新增／刪除／修改結果狀態、好友清單資訊、小組詳細資訊與成員清單、邀請處理結果</w:t>
             </w:r>
           </w:p>
         </w:tc>
@@ -1269,16 +1327,16 @@
             <w:pPr>
               <w:jc w:val="both"/>
               <w:rPr>
-                <w:rFonts w:ascii="標楷體" w:eastAsia="標楷體" w:hAnsi="標楷體" w:cs="新細明體" w:hint="eastAsia"/>
-                <w:szCs w:val="24"/>
-              </w:rPr>
-            </w:pPr>
-            <w:r>
-              <w:rPr>
-                <w:rFonts w:ascii="標楷體" w:eastAsia="標楷體" w:hAnsi="標楷體" w:cs="新細明體" w:hint="eastAsia"/>
-                <w:szCs w:val="24"/>
-              </w:rPr>
-              <w:t>取消收藏的單字（T08 使用者單字收藏資料表）</w:t>
+                <w:rFonts w:ascii="標楷體" w:eastAsia="標楷體" w:hAnsi="標楷體" w:hint="eastAsia"/>
+                <w:szCs w:val="24"/>
+              </w:rPr>
+            </w:pPr>
+            <w:r>
+              <w:rPr>
+                <w:rFonts w:ascii="標楷體" w:eastAsia="標楷體" w:hAnsi="標楷體" w:hint="eastAsia"/>
+                <w:szCs w:val="24"/>
+              </w:rPr>
+              <w:t>邀請紀錄（T10）、好友關係資料（T11）、學習小組資料（T12）、小組成員資料（T13）、小組邀請資料（T14）</w:t>
             </w:r>
           </w:p>
         </w:tc>
@@ -1304,7 +1362,7 @@
           <w:rFonts w:hint="eastAsia"/>
           <w:szCs w:val="24"/>
         </w:rPr>
-        <w:t>查詢收藏單字</w:t>
+        <w:t>訂閱與點數</w:t>
       </w:r>
     </w:p>
     <w:tbl>
@@ -1365,7 +1423,7 @@
                 <w:rFonts w:ascii="標楷體" w:eastAsia="標楷體" w:hAnsi="標楷體" w:hint="eastAsia"/>
                 <w:szCs w:val="24"/>
               </w:rPr>
-              <w:t>3.1.3</w:t>
+              <w:t>7</w:t>
             </w:r>
           </w:p>
         </w:tc>
@@ -1409,7 +1467,7 @@
                 <w:rFonts w:ascii="標楷體" w:eastAsia="標楷體" w:hAnsi="標楷體" w:hint="eastAsia"/>
                 <w:szCs w:val="24"/>
               </w:rPr>
-              <w:t>查詢收藏單字</w:t>
+              <w:t>訂閱與點數</w:t>
             </w:r>
           </w:p>
         </w:tc>
@@ -1456,7 +1514,7 @@
                 <w:rFonts w:ascii="標楷體" w:eastAsia="標楷體" w:hAnsi="標楷體" w:cs="新細明體" w:hint="eastAsia"/>
                 <w:szCs w:val="24"/>
               </w:rPr>
-              <w:t>使用者查詢是否已收藏某單字或取得收藏單字清單，系統從 T08 使用者單字收藏資料表讀取資料後回傳結果。</w:t>
+              <w:t>使用者進行訂閱方案管理（試用開通、購買訂閱、修改狀態、查詢）、點數管理（新增、修改、查詢餘額）及交易紀錄查詢。</w:t>
             </w:r>
           </w:p>
         </w:tc>
@@ -1523,10 +1581,10 @@
             </w:pPr>
             <w:r>
               <w:rPr>
-                <w:rFonts w:ascii="標楷體" w:eastAsia="標楷體" w:hAnsi="標楷體" w:cs="新細明體" w:hint="eastAsia"/>
-                <w:szCs w:val="24"/>
-              </w:rPr>
-              <w:t>是／否有收藏的單字（查詢請求）</w:t>
+                <w:rFonts w:ascii="標楷體" w:eastAsia="標楷體" w:hAnsi="標楷體" w:hint="eastAsia"/>
+                <w:szCs w:val="24"/>
+              </w:rPr>
+              <w:t>訂閱購買／異動請求資料、點數儲值需求、交易查詢條件</w:t>
             </w:r>
           </w:p>
         </w:tc>
@@ -1542,7 +1600,7 @@
             <w:pPr>
               <w:jc w:val="both"/>
               <w:rPr>
-                <w:rFonts w:ascii="標楷體" w:eastAsia="標楷體" w:hAnsi="標楷體" w:hint="eastAsia"/>
+                <w:rFonts w:ascii="標楷體" w:eastAsia="標楷體" w:hAnsi="標楷體"/>
                 <w:szCs w:val="24"/>
               </w:rPr>
             </w:pPr>
@@ -1580,16 +1638,16 @@
             <w:pPr>
               <w:jc w:val="both"/>
               <w:rPr>
+                <w:rFonts w:ascii="標楷體" w:eastAsia="標楷體" w:hAnsi="標楷體" w:cs="新細明體"/>
+                <w:szCs w:val="24"/>
+              </w:rPr>
+            </w:pPr>
+            <w:r>
+              <w:rPr>
                 <w:rFonts w:ascii="標楷體" w:eastAsia="標楷體" w:hAnsi="標楷體" w:cs="新細明體" w:hint="eastAsia"/>
                 <w:szCs w:val="24"/>
               </w:rPr>
-            </w:pPr>
-            <w:r>
-              <w:rPr>
-                <w:rFonts w:ascii="標楷體" w:eastAsia="標楷體" w:hAnsi="標楷體" w:cs="新細明體" w:hint="eastAsia"/>
-                <w:szCs w:val="24"/>
-              </w:rPr>
-              <w:t>收藏的單字（T08 使用者單字收藏資料表）</w:t>
+              <w:t>方案規格（T20 訂閱方案資料表）、訂閱紀錄（T21 使用者訂閱紀錄資料表）、點數交易紀錄（T22 點數交易紀錄資料表）</w:t>
             </w:r>
           </w:p>
         </w:tc>
@@ -1598,6 +1656,7 @@
         <w:tc>
           <w:tcPr>
             <w:tcW w:w="1271" w:type="dxa"/>
+            <w:vMerge w:val="restart"/>
             <w:vAlign w:val="center"/>
           </w:tcPr>
           <w:p>
@@ -1649,16 +1708,79 @@
             <w:pPr>
               <w:jc w:val="both"/>
               <w:rPr>
-                <w:rFonts w:ascii="標楷體" w:eastAsia="標楷體" w:hAnsi="標楷體"/>
-                <w:szCs w:val="24"/>
-              </w:rPr>
-            </w:pPr>
-            <w:r>
-              <w:rPr>
-                <w:rFonts w:ascii="標楷體" w:eastAsia="標楷體" w:hAnsi="標楷體" w:hint="eastAsia"/>
-                <w:szCs w:val="24"/>
-              </w:rPr>
-              <w:t>是／否有收藏的單字、收藏的單字清單</w:t>
+                <w:rFonts w:ascii="標楷體" w:eastAsia="標楷體" w:hAnsi="標楷體" w:cs="新細明體"/>
+                <w:szCs w:val="24"/>
+              </w:rPr>
+            </w:pPr>
+            <w:r>
+              <w:rPr>
+                <w:rFonts w:ascii="標楷體" w:eastAsia="標楷體" w:hAnsi="標楷體" w:cs="新細明體" w:hint="eastAsia"/>
+                <w:szCs w:val="24"/>
+              </w:rPr>
+              <w:t>訂閱方案／狀態資訊、餘額／操作結果、交易歷史清單</w:t>
+            </w:r>
+          </w:p>
+        </w:tc>
+      </w:tr>
+      <w:tr>
+        <w:tc>
+          <w:tcPr>
+            <w:tcW w:w="1271" w:type="dxa"/>
+            <w:vMerge/>
+            <w:vAlign w:val="center"/>
+          </w:tcPr>
+          <w:p>
+            <w:pPr>
+              <w:jc w:val="both"/>
+              <w:rPr>
+                <w:rFonts w:ascii="標楷體" w:eastAsia="標楷體" w:hAnsi="標楷體"/>
+                <w:szCs w:val="24"/>
+              </w:rPr>
+            </w:pPr>
+          </w:p>
+        </w:tc>
+        <w:tc>
+          <w:tcPr>
+            <w:tcW w:w="992" w:type="dxa"/>
+            <w:vAlign w:val="center"/>
+          </w:tcPr>
+          <w:p>
+            <w:pPr>
+              <w:jc w:val="both"/>
+              <w:rPr>
+                <w:rFonts w:ascii="標楷體" w:eastAsia="標楷體" w:hAnsi="標楷體" w:cs="新細明體"/>
+                <w:szCs w:val="24"/>
+              </w:rPr>
+            </w:pPr>
+            <w:r>
+              <w:rPr>
+                <w:rFonts w:ascii="標楷體" w:eastAsia="標楷體" w:hAnsi="標楷體" w:cs="新細明體" w:hint="eastAsia"/>
+                <w:szCs w:val="24"/>
+              </w:rPr>
+              <w:t>資料庫</w:t>
+            </w:r>
+          </w:p>
+        </w:tc>
+        <w:tc>
+          <w:tcPr>
+            <w:tcW w:w="6033" w:type="dxa"/>
+            <w:gridSpan w:val="3"/>
+            <w:vAlign w:val="center"/>
+          </w:tcPr>
+          <w:p>
+            <w:pPr>
+              <w:jc w:val="both"/>
+              <w:rPr>
+                <w:rFonts w:ascii="標楷體" w:eastAsia="標楷體" w:hAnsi="標楷體" w:cs="新細明體"/>
+                <w:szCs w:val="24"/>
+              </w:rPr>
+            </w:pPr>
+            <w:r>
+              <w:rPr>
+                <w:rFonts w:ascii="標楷體" w:eastAsia="標楷體" w:hAnsi="標楷體" w:cs="新細明體" w:hint="eastAsia"/>
+                <w:szCs w:val="24"/>
+              </w:rPr>
+              <w:t>訂閱紀錄（T21 使用者訂閱紀錄資料表）、點數交易紀錄（T22 點數交易紀錄資料表）</w:t>
             </w:r>
           </w:p>
         </w:tc>
@@ -1668,2151 +1790,6 @@
       <w:pPr>
         <w:rPr>
           <w:rFonts w:ascii="標楷體" w:eastAsia="標楷體" w:hAnsi="標楷體"/>
-          <w:szCs w:val="24"/>
-        </w:rPr>
-      </w:pPr>
-    </w:p>
-    <w:p>
-      <w:pPr>
-        <w:pStyle w:val="a3"/>
-      </w:pPr>
-      <w:r>
-        <w:t>表 6-2-1 說明</w:t>
-      </w:r>
-      <w:r>
-        <w:rPr>
-          <w:rFonts w:hint="eastAsia"/>
-          <w:szCs w:val="24"/>
-        </w:rPr>
-        <w:t>資料夾管理</w:t>
-      </w:r>
-    </w:p>
-    <w:tbl>
-      <w:tblPr>
-        <w:tblStyle w:val="ab"/>
-        <w:tblW w:w="0" w:type="auto"/>
-        <w:tblLook w:val="04A0" w:firstRow="1" w:lastRow="0" w:firstColumn="1" w:lastColumn="0" w:noHBand="0" w:noVBand="1"/>
-      </w:tblPr>
-      <w:tblGrid>
-        <w:gridCol w:w="1271"/>
-        <w:gridCol w:w="992"/>
-        <w:gridCol w:w="1885"/>
-        <w:gridCol w:w="1376"/>
-        <w:gridCol w:w="2772"/>
-      </w:tblGrid>
-      <w:tr>
-        <w:trPr>
-          <w:trHeight w:val="454"/>
-        </w:trPr>
-        <w:tc>
-          <w:tcPr>
-            <w:tcW w:w="1271" w:type="dxa"/>
-            <w:vAlign w:val="center"/>
-          </w:tcPr>
-          <w:p>
-            <w:pPr>
-              <w:jc w:val="both"/>
-              <w:rPr>
-                <w:rFonts w:ascii="標楷體" w:eastAsia="標楷體" w:hAnsi="標楷體"/>
-                <w:szCs w:val="24"/>
-              </w:rPr>
-            </w:pPr>
-            <w:r>
-              <w:rPr>
-                <w:rFonts w:ascii="標楷體" w:eastAsia="標楷體" w:hAnsi="標楷體" w:hint="eastAsia"/>
-                <w:szCs w:val="24"/>
-              </w:rPr>
-              <w:t>編號</w:t>
-            </w:r>
-          </w:p>
-        </w:tc>
-        <w:tc>
-          <w:tcPr>
-            <w:tcW w:w="2877" w:type="dxa"/>
-            <w:gridSpan w:val="2"/>
-            <w:vAlign w:val="center"/>
-          </w:tcPr>
-          <w:p>
-            <w:pPr>
-              <w:jc w:val="both"/>
-              <w:rPr>
-                <w:rFonts w:ascii="標楷體" w:eastAsia="標楷體" w:hAnsi="標楷體"/>
-                <w:szCs w:val="24"/>
-              </w:rPr>
-            </w:pPr>
-            <w:r>
-              <w:rPr>
-                <w:rFonts w:ascii="標楷體" w:eastAsia="標楷體" w:hAnsi="標楷體" w:hint="eastAsia"/>
-                <w:szCs w:val="24"/>
-              </w:rPr>
-              <w:t>3.2</w:t>
-            </w:r>
-          </w:p>
-        </w:tc>
-        <w:tc>
-          <w:tcPr>
-            <w:tcW w:w="1376" w:type="dxa"/>
-            <w:vAlign w:val="center"/>
-          </w:tcPr>
-          <w:p>
-            <w:pPr>
-              <w:jc w:val="both"/>
-              <w:rPr>
-                <w:rFonts w:ascii="標楷體" w:eastAsia="標楷體" w:hAnsi="標楷體"/>
-                <w:szCs w:val="24"/>
-              </w:rPr>
-            </w:pPr>
-            <w:r>
-              <w:rPr>
-                <w:rFonts w:ascii="標楷體" w:eastAsia="標楷體" w:hAnsi="標楷體" w:hint="eastAsia"/>
-                <w:szCs w:val="24"/>
-              </w:rPr>
-              <w:t>功能名稱</w:t>
-            </w:r>
-          </w:p>
-        </w:tc>
-        <w:tc>
-          <w:tcPr>
-            <w:tcW w:w="2772" w:type="dxa"/>
-            <w:vAlign w:val="center"/>
-          </w:tcPr>
-          <w:p>
-            <w:pPr>
-              <w:jc w:val="both"/>
-              <w:rPr>
-                <w:rFonts w:ascii="標楷體" w:eastAsia="標楷體" w:hAnsi="標楷體"/>
-                <w:szCs w:val="24"/>
-              </w:rPr>
-            </w:pPr>
-            <w:r>
-              <w:rPr>
-                <w:rFonts w:ascii="標楷體" w:eastAsia="標楷體" w:hAnsi="標楷體" w:hint="eastAsia"/>
-                <w:szCs w:val="24"/>
-              </w:rPr>
-              <w:t>資料夾管理</w:t>
-            </w:r>
-          </w:p>
-        </w:tc>
-      </w:tr>
-      <w:tr>
-        <w:tc>
-          <w:tcPr>
-            <w:tcW w:w="1271" w:type="dxa"/>
-            <w:vAlign w:val="center"/>
-          </w:tcPr>
-          <w:p>
-            <w:pPr>
-              <w:jc w:val="both"/>
-              <w:rPr>
-                <w:rFonts w:ascii="標楷體" w:eastAsia="標楷體" w:hAnsi="標楷體"/>
-                <w:szCs w:val="24"/>
-              </w:rPr>
-            </w:pPr>
-            <w:r>
-              <w:rPr>
-                <w:rFonts w:ascii="標楷體" w:eastAsia="標楷體" w:hAnsi="標楷體" w:hint="eastAsia"/>
-                <w:szCs w:val="24"/>
-              </w:rPr>
-              <w:t>操作說明</w:t>
-            </w:r>
-          </w:p>
-        </w:tc>
-        <w:tc>
-          <w:tcPr>
-            <w:tcW w:w="7025" w:type="dxa"/>
-            <w:gridSpan w:val="4"/>
-            <w:vAlign w:val="center"/>
-          </w:tcPr>
-          <w:p>
-            <w:pPr>
-              <w:jc w:val="both"/>
-              <w:rPr>
-                <w:rFonts w:ascii="標楷體" w:eastAsia="標楷體" w:hAnsi="標楷體"/>
-                <w:szCs w:val="24"/>
-              </w:rPr>
-            </w:pPr>
-            <w:r>
-              <w:rPr>
-                <w:rFonts w:ascii="標楷體" w:eastAsia="標楷體" w:hAnsi="標楷體" w:cs="新細明體" w:hint="eastAsia"/>
-                <w:szCs w:val="24"/>
-              </w:rPr>
-              <w:t>使用者對自訂收藏資料夾進行新增、刪除、編輯與查詢。</w:t>
-            </w:r>
-          </w:p>
-        </w:tc>
-      </w:tr>
-      <w:tr>
-        <w:tc>
-          <w:tcPr>
-            <w:tcW w:w="1271" w:type="dxa"/>
-            <w:vMerge w:val="restart"/>
-            <w:vAlign w:val="center"/>
-          </w:tcPr>
-          <w:p>
-            <w:pPr>
-              <w:jc w:val="both"/>
-              <w:rPr>
-                <w:rFonts w:ascii="標楷體" w:eastAsia="標楷體" w:hAnsi="標楷體"/>
-                <w:szCs w:val="24"/>
-              </w:rPr>
-            </w:pPr>
-            <w:r>
-              <w:rPr>
-                <w:rFonts w:ascii="標楷體" w:eastAsia="標楷體" w:hAnsi="標楷體" w:hint="eastAsia"/>
-                <w:szCs w:val="24"/>
-              </w:rPr>
-              <w:t>輸入值</w:t>
-            </w:r>
-          </w:p>
-        </w:tc>
-        <w:tc>
-          <w:tcPr>
-            <w:tcW w:w="992" w:type="dxa"/>
-            <w:vAlign w:val="center"/>
-          </w:tcPr>
-          <w:p>
-            <w:pPr>
-              <w:jc w:val="both"/>
-              <w:rPr>
-                <w:rFonts w:ascii="標楷體" w:eastAsia="標楷體" w:hAnsi="標楷體"/>
-                <w:szCs w:val="24"/>
-              </w:rPr>
-            </w:pPr>
-            <w:r>
-              <w:rPr>
-                <w:rFonts w:ascii="標楷體" w:eastAsia="標楷體" w:hAnsi="標楷體" w:cs="新細明體"/>
-                <w:szCs w:val="24"/>
-              </w:rPr>
-              <w:t>使用者</w:t>
-            </w:r>
-          </w:p>
-        </w:tc>
-        <w:tc>
-          <w:tcPr>
-            <w:tcW w:w="6033" w:type="dxa"/>
-            <w:gridSpan w:val="3"/>
-            <w:vAlign w:val="center"/>
-          </w:tcPr>
-          <w:p>
-            <w:pPr>
-              <w:jc w:val="both"/>
-              <w:rPr>
-                <w:rFonts w:ascii="標楷體" w:eastAsia="標楷體" w:hAnsi="標楷體"/>
-                <w:szCs w:val="24"/>
-              </w:rPr>
-            </w:pPr>
-            <w:r>
-              <w:rPr>
-                <w:rFonts w:ascii="標楷體" w:eastAsia="標楷體" w:hAnsi="標楷體" w:hint="eastAsia"/>
-                <w:szCs w:val="24"/>
-              </w:rPr>
-              <w:t>新增的資料夾／要刪除的資料夾／編輯的資料夾／要找的資料夾</w:t>
-            </w:r>
-          </w:p>
-        </w:tc>
-      </w:tr>
-      <w:tr>
-        <w:tc>
-          <w:tcPr>
-            <w:tcW w:w="1271" w:type="dxa"/>
-            <w:vMerge/>
-            <w:vAlign w:val="center"/>
-          </w:tcPr>
-          <w:p>
-            <w:pPr>
-              <w:jc w:val="both"/>
-              <w:rPr>
-                <w:rFonts w:ascii="標楷體" w:eastAsia="標楷體" w:hAnsi="標楷體"/>
-                <w:szCs w:val="24"/>
-              </w:rPr>
-            </w:pPr>
-          </w:p>
-        </w:tc>
-        <w:tc>
-          <w:tcPr>
-            <w:tcW w:w="992" w:type="dxa"/>
-            <w:vAlign w:val="center"/>
-          </w:tcPr>
-          <w:p>
-            <w:pPr>
-              <w:jc w:val="both"/>
-              <w:rPr>
-                <w:rFonts w:ascii="標楷體" w:eastAsia="標楷體" w:hAnsi="標楷體" w:cs="新細明體"/>
-                <w:szCs w:val="24"/>
-              </w:rPr>
-            </w:pPr>
-            <w:r>
-              <w:rPr>
-                <w:rFonts w:ascii="標楷體" w:eastAsia="標楷體" w:hAnsi="標楷體" w:cs="新細明體" w:hint="eastAsia"/>
-                <w:szCs w:val="24"/>
-              </w:rPr>
-              <w:t>資料庫</w:t>
-            </w:r>
-          </w:p>
-        </w:tc>
-        <w:tc>
-          <w:tcPr>
-            <w:tcW w:w="6033" w:type="dxa"/>
-            <w:gridSpan w:val="3"/>
-            <w:vAlign w:val="center"/>
-          </w:tcPr>
-          <w:p>
-            <w:pPr>
-              <w:jc w:val="both"/>
-              <w:rPr>
-                <w:rFonts w:ascii="標楷體" w:eastAsia="標楷體" w:hAnsi="標楷體"/>
-                <w:szCs w:val="24"/>
-              </w:rPr>
-            </w:pPr>
-            <w:r>
-              <w:rPr>
-                <w:rFonts w:ascii="標楷體" w:eastAsia="標楷體" w:hAnsi="標楷體" w:hint="eastAsia"/>
-                <w:szCs w:val="24"/>
-              </w:rPr>
-              <w:t>資料夾資料（T09 使用者自訂資料夾資料表）</w:t>
-            </w:r>
-          </w:p>
-        </w:tc>
-      </w:tr>
-      <w:tr>
-        <w:tc>
-          <w:tcPr>
-            <w:tcW w:w="1271" w:type="dxa"/>
-            <w:vMerge w:val="restart"/>
-            <w:vAlign w:val="center"/>
-          </w:tcPr>
-          <w:p>
-            <w:pPr>
-              <w:jc w:val="both"/>
-              <w:rPr>
-                <w:rFonts w:ascii="標楷體" w:eastAsia="標楷體" w:hAnsi="標楷體"/>
-                <w:szCs w:val="24"/>
-              </w:rPr>
-            </w:pPr>
-            <w:r>
-              <w:rPr>
-                <w:rFonts w:ascii="標楷體" w:eastAsia="標楷體" w:hAnsi="標楷體" w:hint="eastAsia"/>
-                <w:szCs w:val="24"/>
-              </w:rPr>
-              <w:t>輸出值</w:t>
-            </w:r>
-          </w:p>
-        </w:tc>
-        <w:tc>
-          <w:tcPr>
-            <w:tcW w:w="992" w:type="dxa"/>
-            <w:vAlign w:val="center"/>
-          </w:tcPr>
-          <w:p>
-            <w:pPr>
-              <w:jc w:val="both"/>
-              <w:rPr>
-                <w:rFonts w:ascii="標楷體" w:eastAsia="標楷體" w:hAnsi="標楷體"/>
-                <w:szCs w:val="24"/>
-              </w:rPr>
-            </w:pPr>
-            <w:r>
-              <w:rPr>
-                <w:rFonts w:ascii="標楷體" w:eastAsia="標楷體" w:hAnsi="標楷體" w:cs="新細明體"/>
-                <w:szCs w:val="24"/>
-              </w:rPr>
-              <w:t>使用者</w:t>
-            </w:r>
-          </w:p>
-        </w:tc>
-        <w:tc>
-          <w:tcPr>
-            <w:tcW w:w="6033" w:type="dxa"/>
-            <w:gridSpan w:val="3"/>
-            <w:vAlign w:val="center"/>
-          </w:tcPr>
-          <w:p>
-            <w:pPr>
-              <w:jc w:val="both"/>
-              <w:rPr>
-                <w:rFonts w:ascii="標楷體" w:eastAsia="標楷體" w:hAnsi="標楷體"/>
-                <w:szCs w:val="24"/>
-              </w:rPr>
-            </w:pPr>
-            <w:r>
-              <w:rPr>
-                <w:rFonts w:ascii="標楷體" w:eastAsia="標楷體" w:hAnsi="標楷體" w:hint="eastAsia"/>
-                <w:szCs w:val="24"/>
-              </w:rPr>
-              <w:t>資料夾名稱／內容、已修改的資料夾</w:t>
-            </w:r>
-          </w:p>
-        </w:tc>
-      </w:tr>
-      <w:tr>
-        <w:tc>
-          <w:tcPr>
-            <w:tcW w:w="1271" w:type="dxa"/>
-            <w:vMerge/>
-            <w:vAlign w:val="center"/>
-          </w:tcPr>
-          <w:p>
-            <w:pPr>
-              <w:jc w:val="both"/>
-              <w:rPr>
-                <w:rFonts w:ascii="標楷體" w:eastAsia="標楷體" w:hAnsi="標楷體"/>
-                <w:szCs w:val="24"/>
-              </w:rPr>
-            </w:pPr>
-          </w:p>
-        </w:tc>
-        <w:tc>
-          <w:tcPr>
-            <w:tcW w:w="992" w:type="dxa"/>
-            <w:vAlign w:val="center"/>
-          </w:tcPr>
-          <w:p>
-            <w:pPr>
-              <w:jc w:val="both"/>
-              <w:rPr>
-                <w:rFonts w:ascii="標楷體" w:eastAsia="標楷體" w:hAnsi="標楷體" w:cs="新細明體"/>
-                <w:szCs w:val="24"/>
-              </w:rPr>
-            </w:pPr>
-            <w:r>
-              <w:rPr>
-                <w:rFonts w:ascii="標楷體" w:eastAsia="標楷體" w:hAnsi="標楷體" w:cs="新細明體" w:hint="eastAsia"/>
-                <w:szCs w:val="24"/>
-              </w:rPr>
-              <w:t>資料庫</w:t>
-            </w:r>
-          </w:p>
-        </w:tc>
-        <w:tc>
-          <w:tcPr>
-            <w:tcW w:w="6033" w:type="dxa"/>
-            <w:gridSpan w:val="3"/>
-            <w:vAlign w:val="center"/>
-          </w:tcPr>
-          <w:p>
-            <w:pPr>
-              <w:jc w:val="both"/>
-              <w:rPr>
-                <w:rFonts w:ascii="標楷體" w:eastAsia="標楷體" w:hAnsi="標楷體"/>
-                <w:szCs w:val="24"/>
-              </w:rPr>
-            </w:pPr>
-            <w:r>
-              <w:rPr>
-                <w:rFonts w:ascii="標楷體" w:eastAsia="標楷體" w:hAnsi="標楷體" w:hint="eastAsia"/>
-                <w:szCs w:val="24"/>
-              </w:rPr>
-              <w:t>資料夾資料（T09 使用者自訂資料夾資料表）</w:t>
-            </w:r>
-          </w:p>
-        </w:tc>
-      </w:tr>
-    </w:tbl>
-    <w:p>
-      <w:pPr>
-        <w:rPr>
-          <w:rFonts w:ascii="標楷體" w:eastAsia="標楷體" w:hAnsi="標楷體"/>
-          <w:szCs w:val="24"/>
-        </w:rPr>
-      </w:pPr>
-    </w:p>
-    <w:p>
-      <w:pPr>
-        <w:pStyle w:val="a3"/>
-      </w:pPr>
-      <w:r>
-        <w:t>表 6-2-1 說明</w:t>
-      </w:r>
-      <w:r>
-        <w:rPr>
-          <w:rFonts w:hint="eastAsia"/>
-          <w:szCs w:val="24"/>
-        </w:rPr>
-        <w:t>新增收藏資料夾</w:t>
-      </w:r>
-    </w:p>
-    <w:tbl>
-      <w:tblPr>
-        <w:tblStyle w:val="ab"/>
-        <w:tblW w:w="0" w:type="auto"/>
-        <w:tblLook w:val="04A0" w:firstRow="1" w:lastRow="0" w:firstColumn="1" w:lastColumn="0" w:noHBand="0" w:noVBand="1"/>
-      </w:tblPr>
-      <w:tblGrid>
-        <w:gridCol w:w="1271"/>
-        <w:gridCol w:w="992"/>
-        <w:gridCol w:w="1885"/>
-        <w:gridCol w:w="1376"/>
-        <w:gridCol w:w="2772"/>
-      </w:tblGrid>
-      <w:tr>
-        <w:trPr>
-          <w:trHeight w:val="454"/>
-        </w:trPr>
-        <w:tc>
-          <w:tcPr>
-            <w:tcW w:w="1271" w:type="dxa"/>
-            <w:vAlign w:val="center"/>
-          </w:tcPr>
-          <w:p>
-            <w:pPr>
-              <w:jc w:val="both"/>
-              <w:rPr>
-                <w:rFonts w:ascii="標楷體" w:eastAsia="標楷體" w:hAnsi="標楷體"/>
-                <w:szCs w:val="24"/>
-              </w:rPr>
-            </w:pPr>
-            <w:r>
-              <w:rPr>
-                <w:rFonts w:ascii="標楷體" w:eastAsia="標楷體" w:hAnsi="標楷體" w:hint="eastAsia"/>
-                <w:szCs w:val="24"/>
-              </w:rPr>
-              <w:t>編號</w:t>
-            </w:r>
-          </w:p>
-        </w:tc>
-        <w:tc>
-          <w:tcPr>
-            <w:tcW w:w="2877" w:type="dxa"/>
-            <w:gridSpan w:val="2"/>
-            <w:vAlign w:val="center"/>
-          </w:tcPr>
-          <w:p>
-            <w:pPr>
-              <w:jc w:val="both"/>
-              <w:rPr>
-                <w:rFonts w:ascii="標楷體" w:eastAsia="標楷體" w:hAnsi="標楷體"/>
-                <w:szCs w:val="24"/>
-              </w:rPr>
-            </w:pPr>
-            <w:r>
-              <w:rPr>
-                <w:rFonts w:ascii="標楷體" w:eastAsia="標楷體" w:hAnsi="標楷體" w:hint="eastAsia"/>
-                <w:szCs w:val="24"/>
-              </w:rPr>
-              <w:t>3.2.1</w:t>
-            </w:r>
-          </w:p>
-        </w:tc>
-        <w:tc>
-          <w:tcPr>
-            <w:tcW w:w="1376" w:type="dxa"/>
-            <w:vAlign w:val="center"/>
-          </w:tcPr>
-          <w:p>
-            <w:pPr>
-              <w:jc w:val="both"/>
-              <w:rPr>
-                <w:rFonts w:ascii="標楷體" w:eastAsia="標楷體" w:hAnsi="標楷體"/>
-                <w:szCs w:val="24"/>
-              </w:rPr>
-            </w:pPr>
-            <w:r>
-              <w:rPr>
-                <w:rFonts w:ascii="標楷體" w:eastAsia="標楷體" w:hAnsi="標楷體" w:hint="eastAsia"/>
-                <w:szCs w:val="24"/>
-              </w:rPr>
-              <w:t>功能名稱</w:t>
-            </w:r>
-          </w:p>
-        </w:tc>
-        <w:tc>
-          <w:tcPr>
-            <w:tcW w:w="2772" w:type="dxa"/>
-            <w:vAlign w:val="center"/>
-          </w:tcPr>
-          <w:p>
-            <w:pPr>
-              <w:jc w:val="both"/>
-              <w:rPr>
-                <w:rFonts w:ascii="標楷體" w:eastAsia="標楷體" w:hAnsi="標楷體"/>
-                <w:szCs w:val="24"/>
-              </w:rPr>
-            </w:pPr>
-            <w:r>
-              <w:rPr>
-                <w:rFonts w:ascii="標楷體" w:eastAsia="標楷體" w:hAnsi="標楷體" w:hint="eastAsia"/>
-                <w:szCs w:val="24"/>
-              </w:rPr>
-              <w:t>新增收藏資料夾</w:t>
-            </w:r>
-          </w:p>
-        </w:tc>
-      </w:tr>
-      <w:tr>
-        <w:tc>
-          <w:tcPr>
-            <w:tcW w:w="1271" w:type="dxa"/>
-            <w:vAlign w:val="center"/>
-          </w:tcPr>
-          <w:p>
-            <w:pPr>
-              <w:jc w:val="both"/>
-              <w:rPr>
-                <w:rFonts w:ascii="標楷體" w:eastAsia="標楷體" w:hAnsi="標楷體"/>
-                <w:szCs w:val="24"/>
-              </w:rPr>
-            </w:pPr>
-            <w:r>
-              <w:rPr>
-                <w:rFonts w:ascii="標楷體" w:eastAsia="標楷體" w:hAnsi="標楷體" w:hint="eastAsia"/>
-                <w:szCs w:val="24"/>
-              </w:rPr>
-              <w:t>操作說明</w:t>
-            </w:r>
-          </w:p>
-        </w:tc>
-        <w:tc>
-          <w:tcPr>
-            <w:tcW w:w="7025" w:type="dxa"/>
-            <w:gridSpan w:val="4"/>
-            <w:vAlign w:val="center"/>
-          </w:tcPr>
-          <w:p>
-            <w:pPr>
-              <w:jc w:val="both"/>
-              <w:rPr>
-                <w:rFonts w:ascii="標楷體" w:eastAsia="標楷體" w:hAnsi="標楷體"/>
-                <w:szCs w:val="24"/>
-              </w:rPr>
-            </w:pPr>
-            <w:r>
-              <w:rPr>
-                <w:rFonts w:ascii="標楷體" w:eastAsia="標楷體" w:hAnsi="標楷體" w:cs="新細明體" w:hint="eastAsia"/>
-                <w:szCs w:val="24"/>
-              </w:rPr>
-              <w:t>使用者輸入資料夾名稱建立新資料夾，系統將新增的資料夾名稱寫入 T09 使用者自訂資料夾資料表，並回傳資料夾名稱及內容。</w:t>
-            </w:r>
-          </w:p>
-        </w:tc>
-      </w:tr>
-      <w:tr>
-        <w:tc>
-          <w:tcPr>
-            <w:tcW w:w="1271" w:type="dxa"/>
-            <w:vMerge w:val="restart"/>
-            <w:vAlign w:val="center"/>
-          </w:tcPr>
-          <w:p>
-            <w:pPr>
-              <w:jc w:val="both"/>
-              <w:rPr>
-                <w:rFonts w:ascii="標楷體" w:eastAsia="標楷體" w:hAnsi="標楷體"/>
-                <w:szCs w:val="24"/>
-              </w:rPr>
-            </w:pPr>
-            <w:r>
-              <w:rPr>
-                <w:rFonts w:ascii="標楷體" w:eastAsia="標楷體" w:hAnsi="標楷體" w:hint="eastAsia"/>
-                <w:szCs w:val="24"/>
-              </w:rPr>
-              <w:t>輸入值</w:t>
-            </w:r>
-          </w:p>
-        </w:tc>
-        <w:tc>
-          <w:tcPr>
-            <w:tcW w:w="992" w:type="dxa"/>
-            <w:vAlign w:val="center"/>
-          </w:tcPr>
-          <w:p>
-            <w:pPr>
-              <w:jc w:val="both"/>
-              <w:rPr>
-                <w:rFonts w:ascii="標楷體" w:eastAsia="標楷體" w:hAnsi="標楷體"/>
-                <w:szCs w:val="24"/>
-              </w:rPr>
-            </w:pPr>
-            <w:r>
-              <w:rPr>
-                <w:rFonts w:ascii="標楷體" w:eastAsia="標楷體" w:hAnsi="標楷體" w:cs="新細明體"/>
-                <w:szCs w:val="24"/>
-              </w:rPr>
-              <w:t>使用者</w:t>
-            </w:r>
-          </w:p>
-        </w:tc>
-        <w:tc>
-          <w:tcPr>
-            <w:tcW w:w="6033" w:type="dxa"/>
-            <w:gridSpan w:val="3"/>
-            <w:vAlign w:val="center"/>
-          </w:tcPr>
-          <w:p>
-            <w:pPr>
-              <w:jc w:val="both"/>
-              <w:rPr>
-                <w:rFonts w:ascii="標楷體" w:eastAsia="標楷體" w:hAnsi="標楷體"/>
-                <w:szCs w:val="24"/>
-              </w:rPr>
-            </w:pPr>
-            <w:r>
-              <w:rPr>
-                <w:rFonts w:ascii="標楷體" w:eastAsia="標楷體" w:hAnsi="標楷體" w:cs="新細明體" w:hint="eastAsia"/>
-                <w:szCs w:val="24"/>
-              </w:rPr>
-              <w:t>新增的資料夾（資料夾名稱）</w:t>
-            </w:r>
-          </w:p>
-        </w:tc>
-      </w:tr>
-      <w:tr>
-        <w:tc>
-          <w:tcPr>
-            <w:tcW w:w="1271" w:type="dxa"/>
-            <w:vMerge/>
-            <w:vAlign w:val="center"/>
-          </w:tcPr>
-          <w:p>
-            <w:pPr>
-              <w:jc w:val="both"/>
-              <w:rPr>
-                <w:rFonts w:ascii="標楷體" w:eastAsia="標楷體" w:hAnsi="標楷體" w:hint="eastAsia"/>
-                <w:szCs w:val="24"/>
-              </w:rPr>
-            </w:pPr>
-          </w:p>
-        </w:tc>
-        <w:tc>
-          <w:tcPr>
-            <w:tcW w:w="992" w:type="dxa"/>
-            <w:vAlign w:val="center"/>
-          </w:tcPr>
-          <w:p>
-            <w:pPr>
-              <w:jc w:val="both"/>
-              <w:rPr>
-                <w:rFonts w:ascii="標楷體" w:eastAsia="標楷體" w:hAnsi="標楷體" w:cs="新細明體"/>
-                <w:szCs w:val="24"/>
-              </w:rPr>
-            </w:pPr>
-            <w:r>
-              <w:rPr>
-                <w:rFonts w:ascii="標楷體" w:eastAsia="標楷體" w:hAnsi="標楷體" w:cs="新細明體" w:hint="eastAsia"/>
-                <w:szCs w:val="24"/>
-              </w:rPr>
-              <w:t>資料庫</w:t>
-            </w:r>
-          </w:p>
-        </w:tc>
-        <w:tc>
-          <w:tcPr>
-            <w:tcW w:w="6033" w:type="dxa"/>
-            <w:gridSpan w:val="3"/>
-            <w:vAlign w:val="center"/>
-          </w:tcPr>
-          <w:p>
-            <w:pPr>
-              <w:jc w:val="both"/>
-              <w:rPr>
-                <w:rFonts w:ascii="標楷體" w:eastAsia="標楷體" w:hAnsi="標楷體" w:cs="新細明體" w:hint="eastAsia"/>
-                <w:szCs w:val="24"/>
-              </w:rPr>
-            </w:pPr>
-            <w:r>
-              <w:rPr>
-                <w:rFonts w:ascii="標楷體" w:eastAsia="標楷體" w:hAnsi="標楷體" w:cs="新細明體" w:hint="eastAsia"/>
-                <w:szCs w:val="24"/>
-              </w:rPr>
-              <w:t>新資料夾（T09 使用者自訂資料夾資料表）</w:t>
-            </w:r>
-          </w:p>
-        </w:tc>
-      </w:tr>
-      <w:tr>
-        <w:tc>
-          <w:tcPr>
-            <w:tcW w:w="1271" w:type="dxa"/>
-            <w:vMerge w:val="restart"/>
-            <w:vAlign w:val="center"/>
-          </w:tcPr>
-          <w:p>
-            <w:pPr>
-              <w:jc w:val="both"/>
-              <w:rPr>
-                <w:rFonts w:ascii="標楷體" w:eastAsia="標楷體" w:hAnsi="標楷體"/>
-                <w:szCs w:val="24"/>
-              </w:rPr>
-            </w:pPr>
-            <w:r>
-              <w:rPr>
-                <w:rFonts w:ascii="標楷體" w:eastAsia="標楷體" w:hAnsi="標楷體" w:hint="eastAsia"/>
-                <w:szCs w:val="24"/>
-              </w:rPr>
-              <w:t>輸出值</w:t>
-            </w:r>
-          </w:p>
-        </w:tc>
-        <w:tc>
-          <w:tcPr>
-            <w:tcW w:w="992" w:type="dxa"/>
-            <w:vAlign w:val="center"/>
-          </w:tcPr>
-          <w:p>
-            <w:pPr>
-              <w:jc w:val="both"/>
-              <w:rPr>
-                <w:rFonts w:ascii="標楷體" w:eastAsia="標楷體" w:hAnsi="標楷體"/>
-                <w:szCs w:val="24"/>
-              </w:rPr>
-            </w:pPr>
-            <w:r>
-              <w:rPr>
-                <w:rFonts w:ascii="標楷體" w:eastAsia="標楷體" w:hAnsi="標楷體" w:cs="新細明體"/>
-                <w:szCs w:val="24"/>
-              </w:rPr>
-              <w:t>使用者</w:t>
-            </w:r>
-          </w:p>
-        </w:tc>
-        <w:tc>
-          <w:tcPr>
-            <w:tcW w:w="6033" w:type="dxa"/>
-            <w:gridSpan w:val="3"/>
-            <w:vAlign w:val="center"/>
-          </w:tcPr>
-          <w:p>
-            <w:pPr>
-              <w:jc w:val="both"/>
-              <w:rPr>
-                <w:rFonts w:ascii="標楷體" w:eastAsia="標楷體" w:hAnsi="標楷體"/>
-                <w:szCs w:val="24"/>
-              </w:rPr>
-            </w:pPr>
-            <w:r>
-              <w:rPr>
-                <w:rFonts w:ascii="標楷體" w:eastAsia="標楷體" w:hAnsi="標楷體" w:hint="eastAsia"/>
-                <w:szCs w:val="24"/>
-              </w:rPr>
-              <w:t>資料夾名稱／內容</w:t>
-            </w:r>
-          </w:p>
-        </w:tc>
-      </w:tr>
-      <w:tr>
-        <w:tc>
-          <w:tcPr>
-            <w:tcW w:w="1271" w:type="dxa"/>
-            <w:vMerge/>
-            <w:vAlign w:val="center"/>
-          </w:tcPr>
-          <w:p>
-            <w:pPr>
-              <w:jc w:val="both"/>
-              <w:rPr>
-                <w:rFonts w:ascii="標楷體" w:eastAsia="標楷體" w:hAnsi="標楷體"/>
-                <w:szCs w:val="24"/>
-              </w:rPr>
-            </w:pPr>
-          </w:p>
-        </w:tc>
-        <w:tc>
-          <w:tcPr>
-            <w:tcW w:w="992" w:type="dxa"/>
-            <w:vAlign w:val="center"/>
-          </w:tcPr>
-          <w:p>
-            <w:pPr>
-              <w:jc w:val="both"/>
-              <w:rPr>
-                <w:rFonts w:ascii="標楷體" w:eastAsia="標楷體" w:hAnsi="標楷體" w:cs="新細明體"/>
-                <w:szCs w:val="24"/>
-              </w:rPr>
-            </w:pPr>
-            <w:r>
-              <w:rPr>
-                <w:rFonts w:ascii="標楷體" w:eastAsia="標楷體" w:hAnsi="標楷體" w:cs="新細明體" w:hint="eastAsia"/>
-                <w:szCs w:val="24"/>
-              </w:rPr>
-              <w:t>資料庫</w:t>
-            </w:r>
-          </w:p>
-        </w:tc>
-        <w:tc>
-          <w:tcPr>
-            <w:tcW w:w="6033" w:type="dxa"/>
-            <w:gridSpan w:val="3"/>
-            <w:vAlign w:val="center"/>
-          </w:tcPr>
-          <w:p>
-            <w:pPr>
-              <w:jc w:val="both"/>
-              <w:rPr>
-                <w:rFonts w:ascii="標楷體" w:eastAsia="標楷體" w:hAnsi="標楷體" w:cs="新細明體"/>
-                <w:szCs w:val="24"/>
-              </w:rPr>
-            </w:pPr>
-            <w:r>
-              <w:rPr>
-                <w:rFonts w:ascii="標楷體" w:eastAsia="標楷體" w:hAnsi="標楷體" w:cs="新細明體" w:hint="eastAsia"/>
-                <w:szCs w:val="24"/>
-              </w:rPr>
-              <w:t>新增的資料夾名稱（T09 使用者自訂資料夾資料表）</w:t>
-            </w:r>
-          </w:p>
-        </w:tc>
-      </w:tr>
-    </w:tbl>
-    <w:p>
-      <w:pPr>
-        <w:rPr>
-          <w:rFonts w:ascii="標楷體" w:eastAsia="標楷體" w:hAnsi="標楷體"/>
-          <w:szCs w:val="24"/>
-        </w:rPr>
-      </w:pPr>
-    </w:p>
-    <w:p>
-      <w:pPr>
-        <w:pStyle w:val="a3"/>
-      </w:pPr>
-      <w:r>
-        <w:t>表 6-2-1 說明</w:t>
-      </w:r>
-      <w:r>
-        <w:rPr>
-          <w:rFonts w:hint="eastAsia"/>
-        </w:rPr>
-        <w:t>刪除收藏資料夾</w:t>
-      </w:r>
-    </w:p>
-    <w:tbl>
-      <w:tblPr>
-        <w:tblStyle w:val="ab"/>
-        <w:tblW w:w="0" w:type="auto"/>
-        <w:tblLook w:val="04A0" w:firstRow="1" w:lastRow="0" w:firstColumn="1" w:lastColumn="0" w:noHBand="0" w:noVBand="1"/>
-      </w:tblPr>
-      <w:tblGrid>
-        <w:gridCol w:w="1271"/>
-        <w:gridCol w:w="992"/>
-        <w:gridCol w:w="1885"/>
-        <w:gridCol w:w="1376"/>
-        <w:gridCol w:w="2772"/>
-      </w:tblGrid>
-      <w:tr>
-        <w:trPr>
-          <w:trHeight w:val="454"/>
-        </w:trPr>
-        <w:tc>
-          <w:tcPr>
-            <w:tcW w:w="1271" w:type="dxa"/>
-            <w:vAlign w:val="center"/>
-          </w:tcPr>
-          <w:p>
-            <w:pPr>
-              <w:jc w:val="both"/>
-              <w:rPr>
-                <w:rFonts w:ascii="標楷體" w:eastAsia="標楷體" w:hAnsi="標楷體"/>
-                <w:szCs w:val="24"/>
-              </w:rPr>
-            </w:pPr>
-            <w:r>
-              <w:rPr>
-                <w:rFonts w:ascii="標楷體" w:eastAsia="標楷體" w:hAnsi="標楷體" w:hint="eastAsia"/>
-                <w:szCs w:val="24"/>
-              </w:rPr>
-              <w:t>編號</w:t>
-            </w:r>
-          </w:p>
-        </w:tc>
-        <w:tc>
-          <w:tcPr>
-            <w:tcW w:w="2877" w:type="dxa"/>
-            <w:gridSpan w:val="2"/>
-            <w:vAlign w:val="center"/>
-          </w:tcPr>
-          <w:p>
-            <w:pPr>
-              <w:jc w:val="both"/>
-              <w:rPr>
-                <w:rFonts w:ascii="標楷體" w:eastAsia="標楷體" w:hAnsi="標楷體"/>
-                <w:szCs w:val="24"/>
-              </w:rPr>
-            </w:pPr>
-            <w:r>
-              <w:rPr>
-                <w:rFonts w:ascii="標楷體" w:eastAsia="標楷體" w:hAnsi="標楷體" w:hint="eastAsia"/>
-                <w:szCs w:val="24"/>
-              </w:rPr>
-              <w:t>3</w:t>
-            </w:r>
-            <w:r>
-              <w:rPr>
-                <w:rFonts w:ascii="標楷體" w:eastAsia="標楷體" w:hAnsi="標楷體" w:hint="eastAsia"/>
-                <w:szCs w:val="24"/>
-              </w:rPr>
-              <w:t>.</w:t>
-            </w:r>
-            <w:r>
-              <w:rPr>
-                <w:rFonts w:ascii="標楷體" w:eastAsia="標楷體" w:hAnsi="標楷體"/>
-                <w:szCs w:val="24"/>
-              </w:rPr>
-              <w:t>2.2</w:t>
-            </w:r>
-          </w:p>
-        </w:tc>
-        <w:tc>
-          <w:tcPr>
-            <w:tcW w:w="1376" w:type="dxa"/>
-            <w:vAlign w:val="center"/>
-          </w:tcPr>
-          <w:p>
-            <w:pPr>
-              <w:jc w:val="both"/>
-              <w:rPr>
-                <w:rFonts w:ascii="標楷體" w:eastAsia="標楷體" w:hAnsi="標楷體"/>
-                <w:szCs w:val="24"/>
-              </w:rPr>
-            </w:pPr>
-            <w:r>
-              <w:rPr>
-                <w:rFonts w:ascii="標楷體" w:eastAsia="標楷體" w:hAnsi="標楷體" w:hint="eastAsia"/>
-                <w:szCs w:val="24"/>
-              </w:rPr>
-              <w:t>功能名稱</w:t>
-            </w:r>
-          </w:p>
-        </w:tc>
-        <w:tc>
-          <w:tcPr>
-            <w:tcW w:w="2772" w:type="dxa"/>
-            <w:vAlign w:val="center"/>
-          </w:tcPr>
-          <w:p>
-            <w:pPr>
-              <w:jc w:val="both"/>
-              <w:rPr>
-                <w:rFonts w:ascii="標楷體" w:eastAsia="標楷體" w:hAnsi="標楷體"/>
-                <w:szCs w:val="24"/>
-              </w:rPr>
-            </w:pPr>
-            <w:r>
-              <w:rPr>
-                <w:rFonts w:ascii="標楷體" w:eastAsia="標楷體" w:hAnsi="標楷體" w:hint="eastAsia"/>
-                <w:szCs w:val="24"/>
-              </w:rPr>
-              <w:t>刪除收藏資料夾</w:t>
-            </w:r>
-          </w:p>
-        </w:tc>
-      </w:tr>
-      <w:tr>
-        <w:tc>
-          <w:tcPr>
-            <w:tcW w:w="1271" w:type="dxa"/>
-            <w:vAlign w:val="center"/>
-          </w:tcPr>
-          <w:p>
-            <w:pPr>
-              <w:jc w:val="both"/>
-              <w:rPr>
-                <w:rFonts w:ascii="標楷體" w:eastAsia="標楷體" w:hAnsi="標楷體"/>
-                <w:szCs w:val="24"/>
-              </w:rPr>
-            </w:pPr>
-            <w:r>
-              <w:rPr>
-                <w:rFonts w:ascii="標楷體" w:eastAsia="標楷體" w:hAnsi="標楷體" w:hint="eastAsia"/>
-                <w:szCs w:val="24"/>
-              </w:rPr>
-              <w:t>操作說明</w:t>
-            </w:r>
-          </w:p>
-        </w:tc>
-        <w:tc>
-          <w:tcPr>
-            <w:tcW w:w="7025" w:type="dxa"/>
-            <w:gridSpan w:val="4"/>
-            <w:vAlign w:val="center"/>
-          </w:tcPr>
-          <w:p>
-            <w:pPr>
-              <w:jc w:val="both"/>
-              <w:rPr>
-                <w:rFonts w:ascii="標楷體" w:eastAsia="標楷體" w:hAnsi="標楷體"/>
-                <w:szCs w:val="24"/>
-              </w:rPr>
-            </w:pPr>
-            <w:r>
-              <w:rPr>
-                <w:rFonts w:ascii="標楷體" w:eastAsia="標楷體" w:hAnsi="標楷體" w:cs="新細明體" w:hint="eastAsia"/>
-                <w:szCs w:val="24"/>
-              </w:rPr>
-              <w:t>使用者選擇欲刪除的資料夾，系統從 T09 使用者自訂資料夾資料表移除該筆資料，資料夾內的單字移回預設資料夾。</w:t>
-            </w:r>
-          </w:p>
-        </w:tc>
-      </w:tr>
-      <w:tr>
-        <w:tc>
-          <w:tcPr>
-            <w:tcW w:w="1271" w:type="dxa"/>
-            <w:vMerge w:val="restart"/>
-            <w:vAlign w:val="center"/>
-          </w:tcPr>
-          <w:p>
-            <w:pPr>
-              <w:jc w:val="both"/>
-              <w:rPr>
-                <w:rFonts w:ascii="標楷體" w:eastAsia="標楷體" w:hAnsi="標楷體"/>
-                <w:szCs w:val="24"/>
-              </w:rPr>
-            </w:pPr>
-            <w:r>
-              <w:rPr>
-                <w:rFonts w:ascii="標楷體" w:eastAsia="標楷體" w:hAnsi="標楷體" w:hint="eastAsia"/>
-                <w:szCs w:val="24"/>
-              </w:rPr>
-              <w:t>輸入值</w:t>
-            </w:r>
-          </w:p>
-        </w:tc>
-        <w:tc>
-          <w:tcPr>
-            <w:tcW w:w="992" w:type="dxa"/>
-            <w:vAlign w:val="center"/>
-          </w:tcPr>
-          <w:p>
-            <w:pPr>
-              <w:jc w:val="both"/>
-              <w:rPr>
-                <w:rFonts w:ascii="標楷體" w:eastAsia="標楷體" w:hAnsi="標楷體"/>
-                <w:szCs w:val="24"/>
-              </w:rPr>
-            </w:pPr>
-            <w:r>
-              <w:rPr>
-                <w:rFonts w:ascii="標楷體" w:eastAsia="標楷體" w:hAnsi="標楷體" w:cs="新細明體"/>
-                <w:szCs w:val="24"/>
-              </w:rPr>
-              <w:t>使用者</w:t>
-            </w:r>
-          </w:p>
-        </w:tc>
-        <w:tc>
-          <w:tcPr>
-            <w:tcW w:w="6033" w:type="dxa"/>
-            <w:gridSpan w:val="3"/>
-            <w:vAlign w:val="center"/>
-          </w:tcPr>
-          <w:p>
-            <w:pPr>
-              <w:jc w:val="both"/>
-              <w:rPr>
-                <w:rFonts w:ascii="標楷體" w:eastAsia="標楷體" w:hAnsi="標楷體"/>
-                <w:szCs w:val="24"/>
-              </w:rPr>
-            </w:pPr>
-            <w:r>
-              <w:rPr>
-                <w:rFonts w:ascii="標楷體" w:eastAsia="標楷體" w:hAnsi="標楷體" w:cs="新細明體" w:hint="eastAsia"/>
-                <w:szCs w:val="24"/>
-              </w:rPr>
-              <w:t>要刪除的資料夾（資料夾 ID）、資料夾名稱／內容</w:t>
-            </w:r>
-          </w:p>
-        </w:tc>
-      </w:tr>
-      <w:tr>
-        <w:tc>
-          <w:tcPr>
-            <w:tcW w:w="1271" w:type="dxa"/>
-            <w:vMerge/>
-            <w:vAlign w:val="center"/>
-          </w:tcPr>
-          <w:p>
-            <w:pPr>
-              <w:jc w:val="both"/>
-              <w:rPr>
-                <w:rFonts w:ascii="標楷體" w:eastAsia="標楷體" w:hAnsi="標楷體"/>
-                <w:szCs w:val="24"/>
-              </w:rPr>
-            </w:pPr>
-          </w:p>
-        </w:tc>
-        <w:tc>
-          <w:tcPr>
-            <w:tcW w:w="992" w:type="dxa"/>
-            <w:vAlign w:val="center"/>
-          </w:tcPr>
-          <w:p>
-            <w:pPr>
-              <w:jc w:val="both"/>
-              <w:rPr>
-                <w:rFonts w:ascii="標楷體" w:eastAsia="標楷體" w:hAnsi="標楷體" w:cs="新細明體"/>
-                <w:szCs w:val="24"/>
-              </w:rPr>
-            </w:pPr>
-            <w:r>
-              <w:rPr>
-                <w:rFonts w:ascii="標楷體" w:eastAsia="標楷體" w:hAnsi="標楷體" w:cs="新細明體" w:hint="eastAsia"/>
-                <w:szCs w:val="24"/>
-              </w:rPr>
-              <w:t>資料庫</w:t>
-            </w:r>
-          </w:p>
-        </w:tc>
-        <w:tc>
-          <w:tcPr>
-            <w:tcW w:w="6033" w:type="dxa"/>
-            <w:gridSpan w:val="3"/>
-            <w:vAlign w:val="center"/>
-          </w:tcPr>
-          <w:p>
-            <w:pPr>
-              <w:jc w:val="both"/>
-              <w:rPr>
-                <w:rFonts w:ascii="標楷體" w:eastAsia="標楷體" w:hAnsi="標楷體" w:cs="新細明體"/>
-                <w:szCs w:val="24"/>
-              </w:rPr>
-            </w:pPr>
-            <w:r>
-              <w:rPr>
-                <w:rFonts w:ascii="標楷體" w:eastAsia="標楷體" w:hAnsi="標楷體" w:cs="新細明體" w:hint="eastAsia"/>
-                <w:szCs w:val="24"/>
-              </w:rPr>
-              <w:t>已刪除（T09 使用者自訂資料夾資料表）</w:t>
-            </w:r>
-          </w:p>
-        </w:tc>
-      </w:tr>
-      <w:tr>
-        <w:tc>
-          <w:tcPr>
-            <w:tcW w:w="1271" w:type="dxa"/>
-            <w:vAlign w:val="center"/>
-          </w:tcPr>
-          <w:p>
-            <w:pPr>
-              <w:jc w:val="both"/>
-              <w:rPr>
-                <w:rFonts w:ascii="標楷體" w:eastAsia="標楷體" w:hAnsi="標楷體"/>
-                <w:szCs w:val="24"/>
-              </w:rPr>
-            </w:pPr>
-            <w:r>
-              <w:rPr>
-                <w:rFonts w:ascii="標楷體" w:eastAsia="標楷體" w:hAnsi="標楷體" w:hint="eastAsia"/>
-                <w:szCs w:val="24"/>
-              </w:rPr>
-              <w:t>輸出值</w:t>
-            </w:r>
-          </w:p>
-        </w:tc>
-        <w:tc>
-          <w:tcPr>
-            <w:tcW w:w="992" w:type="dxa"/>
-            <w:vAlign w:val="center"/>
-          </w:tcPr>
-          <w:p>
-            <w:pPr>
-              <w:jc w:val="both"/>
-              <w:rPr>
-                <w:rFonts w:ascii="標楷體" w:eastAsia="標楷體" w:hAnsi="標楷體"/>
-                <w:szCs w:val="24"/>
-              </w:rPr>
-            </w:pPr>
-            <w:r>
-              <w:rPr>
-                <w:rFonts w:ascii="標楷體" w:eastAsia="標楷體" w:hAnsi="標楷體" w:cs="新細明體" w:hint="eastAsia"/>
-                <w:szCs w:val="24"/>
-              </w:rPr>
-              <w:t>資料庫</w:t>
-            </w:r>
-          </w:p>
-        </w:tc>
-        <w:tc>
-          <w:tcPr>
-            <w:tcW w:w="6033" w:type="dxa"/>
-            <w:gridSpan w:val="3"/>
-            <w:vAlign w:val="center"/>
-          </w:tcPr>
-          <w:p>
-            <w:pPr>
-              <w:jc w:val="both"/>
-              <w:rPr>
-                <w:rFonts w:ascii="標楷體" w:eastAsia="標楷體" w:hAnsi="標楷體"/>
-                <w:szCs w:val="24"/>
-              </w:rPr>
-            </w:pPr>
-            <w:r>
-              <w:rPr>
-                <w:rFonts w:ascii="標楷體" w:eastAsia="標楷體" w:hAnsi="標楷體" w:hint="eastAsia"/>
-                <w:szCs w:val="24"/>
-              </w:rPr>
-              <w:t>要刪除的資料夾（T09 使用者自訂資料夾資料表）</w:t>
-            </w:r>
-          </w:p>
-        </w:tc>
-      </w:tr>
-    </w:tbl>
-    <w:p>
-      <w:pPr>
-        <w:rPr>
-          <w:rFonts w:ascii="標楷體" w:eastAsia="標楷體" w:hAnsi="標楷體"/>
-          <w:szCs w:val="24"/>
-        </w:rPr>
-      </w:pPr>
-    </w:p>
-    <w:p>
-      <w:pPr>
-        <w:pStyle w:val="a3"/>
-      </w:pPr>
-      <w:r>
-        <w:t>表 6-2-1 說明</w:t>
-      </w:r>
-      <w:r>
-        <w:rPr>
-          <w:rFonts w:hint="eastAsia"/>
-          <w:szCs w:val="24"/>
-        </w:rPr>
-        <w:t>編輯收藏資料夾</w:t>
-      </w:r>
-    </w:p>
-    <w:tbl>
-      <w:tblPr>
-        <w:tblStyle w:val="ab"/>
-        <w:tblW w:w="0" w:type="auto"/>
-        <w:tblLook w:val="04A0" w:firstRow="1" w:lastRow="0" w:firstColumn="1" w:lastColumn="0" w:noHBand="0" w:noVBand="1"/>
-      </w:tblPr>
-      <w:tblGrid>
-        <w:gridCol w:w="1271"/>
-        <w:gridCol w:w="992"/>
-        <w:gridCol w:w="1885"/>
-        <w:gridCol w:w="1376"/>
-        <w:gridCol w:w="2772"/>
-      </w:tblGrid>
-      <w:tr>
-        <w:trPr>
-          <w:trHeight w:val="454"/>
-        </w:trPr>
-        <w:tc>
-          <w:tcPr>
-            <w:tcW w:w="1271" w:type="dxa"/>
-            <w:vAlign w:val="center"/>
-          </w:tcPr>
-          <w:p>
-            <w:pPr>
-              <w:jc w:val="both"/>
-              <w:rPr>
-                <w:rFonts w:ascii="標楷體" w:eastAsia="標楷體" w:hAnsi="標楷體"/>
-                <w:szCs w:val="24"/>
-              </w:rPr>
-            </w:pPr>
-            <w:r>
-              <w:rPr>
-                <w:rFonts w:ascii="標楷體" w:eastAsia="標楷體" w:hAnsi="標楷體" w:hint="eastAsia"/>
-                <w:szCs w:val="24"/>
-              </w:rPr>
-              <w:t>編號</w:t>
-            </w:r>
-          </w:p>
-        </w:tc>
-        <w:tc>
-          <w:tcPr>
-            <w:tcW w:w="2877" w:type="dxa"/>
-            <w:gridSpan w:val="2"/>
-            <w:vAlign w:val="center"/>
-          </w:tcPr>
-          <w:p>
-            <w:pPr>
-              <w:jc w:val="both"/>
-              <w:rPr>
-                <w:rFonts w:ascii="標楷體" w:eastAsia="標楷體" w:hAnsi="標楷體"/>
-                <w:szCs w:val="24"/>
-              </w:rPr>
-            </w:pPr>
-            <w:r>
-              <w:rPr>
-                <w:rFonts w:ascii="標楷體" w:eastAsia="標楷體" w:hAnsi="標楷體" w:hint="eastAsia"/>
-                <w:szCs w:val="24"/>
-              </w:rPr>
-              <w:t>3.2.3</w:t>
-            </w:r>
-          </w:p>
-        </w:tc>
-        <w:tc>
-          <w:tcPr>
-            <w:tcW w:w="1376" w:type="dxa"/>
-            <w:vAlign w:val="center"/>
-          </w:tcPr>
-          <w:p>
-            <w:pPr>
-              <w:jc w:val="both"/>
-              <w:rPr>
-                <w:rFonts w:ascii="標楷體" w:eastAsia="標楷體" w:hAnsi="標楷體"/>
-                <w:szCs w:val="24"/>
-              </w:rPr>
-            </w:pPr>
-            <w:r>
-              <w:rPr>
-                <w:rFonts w:ascii="標楷體" w:eastAsia="標楷體" w:hAnsi="標楷體" w:hint="eastAsia"/>
-                <w:szCs w:val="24"/>
-              </w:rPr>
-              <w:t>功能名稱</w:t>
-            </w:r>
-          </w:p>
-        </w:tc>
-        <w:tc>
-          <w:tcPr>
-            <w:tcW w:w="2772" w:type="dxa"/>
-            <w:vAlign w:val="center"/>
-          </w:tcPr>
-          <w:p>
-            <w:pPr>
-              <w:jc w:val="both"/>
-              <w:rPr>
-                <w:rFonts w:ascii="標楷體" w:eastAsia="標楷體" w:hAnsi="標楷體"/>
-                <w:szCs w:val="24"/>
-              </w:rPr>
-            </w:pPr>
-            <w:r>
-              <w:rPr>
-                <w:rFonts w:ascii="標楷體" w:eastAsia="標楷體" w:hAnsi="標楷體" w:hint="eastAsia"/>
-                <w:szCs w:val="24"/>
-              </w:rPr>
-              <w:t>編輯</w:t>
-            </w:r>
-            <w:r>
-              <w:rPr>
-                <w:rFonts w:ascii="標楷體" w:eastAsia="標楷體" w:hAnsi="標楷體" w:hint="eastAsia"/>
-                <w:szCs w:val="24"/>
-              </w:rPr>
-              <w:t>收藏資料夾</w:t>
-            </w:r>
-          </w:p>
-        </w:tc>
-      </w:tr>
-      <w:tr>
-        <w:tc>
-          <w:tcPr>
-            <w:tcW w:w="1271" w:type="dxa"/>
-            <w:vAlign w:val="center"/>
-          </w:tcPr>
-          <w:p>
-            <w:pPr>
-              <w:jc w:val="both"/>
-              <w:rPr>
-                <w:rFonts w:ascii="標楷體" w:eastAsia="標楷體" w:hAnsi="標楷體"/>
-                <w:szCs w:val="24"/>
-              </w:rPr>
-            </w:pPr>
-            <w:r>
-              <w:rPr>
-                <w:rFonts w:ascii="標楷體" w:eastAsia="標楷體" w:hAnsi="標楷體" w:hint="eastAsia"/>
-                <w:szCs w:val="24"/>
-              </w:rPr>
-              <w:t>操作說明</w:t>
-            </w:r>
-          </w:p>
-        </w:tc>
-        <w:tc>
-          <w:tcPr>
-            <w:tcW w:w="7025" w:type="dxa"/>
-            <w:gridSpan w:val="4"/>
-            <w:vAlign w:val="center"/>
-          </w:tcPr>
-          <w:p>
-            <w:pPr>
-              <w:jc w:val="both"/>
-              <w:rPr>
-                <w:rFonts w:ascii="標楷體" w:eastAsia="標楷體" w:hAnsi="標楷體"/>
-                <w:szCs w:val="24"/>
-              </w:rPr>
-            </w:pPr>
-            <w:r>
-              <w:rPr>
-                <w:rFonts w:ascii="標楷體" w:eastAsia="標楷體" w:hAnsi="標楷體" w:hint="eastAsia"/>
-                <w:szCs w:val="24"/>
-              </w:rPr>
-              <w:t>使用者修改資料夾名稱，系統更新 T09 使用者自訂資料夾資料表中的資料夾名稱，並回傳已修改的資料夾資訊。</w:t>
-            </w:r>
-          </w:p>
-        </w:tc>
-      </w:tr>
-      <w:tr>
-        <w:tc>
-          <w:tcPr>
-            <w:tcW w:w="1271" w:type="dxa"/>
-            <w:vMerge w:val="restart"/>
-            <w:vAlign w:val="center"/>
-          </w:tcPr>
-          <w:p>
-            <w:pPr>
-              <w:jc w:val="both"/>
-              <w:rPr>
-                <w:rFonts w:ascii="標楷體" w:eastAsia="標楷體" w:hAnsi="標楷體"/>
-                <w:szCs w:val="24"/>
-              </w:rPr>
-            </w:pPr>
-            <w:r>
-              <w:rPr>
-                <w:rFonts w:ascii="標楷體" w:eastAsia="標楷體" w:hAnsi="標楷體" w:hint="eastAsia"/>
-                <w:szCs w:val="24"/>
-              </w:rPr>
-              <w:lastRenderedPageBreak/>
-              <w:t>輸入值</w:t>
-            </w:r>
-          </w:p>
-        </w:tc>
-        <w:tc>
-          <w:tcPr>
-            <w:tcW w:w="992" w:type="dxa"/>
-            <w:vAlign w:val="center"/>
-          </w:tcPr>
-          <w:p>
-            <w:pPr>
-              <w:jc w:val="both"/>
-              <w:rPr>
-                <w:rFonts w:ascii="標楷體" w:eastAsia="標楷體" w:hAnsi="標楷體"/>
-                <w:szCs w:val="24"/>
-              </w:rPr>
-            </w:pPr>
-            <w:r>
-              <w:rPr>
-                <w:rFonts w:ascii="標楷體" w:eastAsia="標楷體" w:hAnsi="標楷體" w:hint="eastAsia"/>
-                <w:szCs w:val="24"/>
-              </w:rPr>
-              <w:t>使用</w:t>
-            </w:r>
-            <w:r>
-              <w:rPr>
-                <w:rFonts w:ascii="標楷體" w:eastAsia="標楷體" w:hAnsi="標楷體" w:hint="eastAsia"/>
-                <w:szCs w:val="24"/>
-              </w:rPr>
-              <w:t>者</w:t>
-            </w:r>
-          </w:p>
-        </w:tc>
-        <w:tc>
-          <w:tcPr>
-            <w:tcW w:w="6033" w:type="dxa"/>
-            <w:gridSpan w:val="3"/>
-            <w:vAlign w:val="center"/>
-          </w:tcPr>
-          <w:p>
-            <w:pPr>
-              <w:jc w:val="both"/>
-              <w:rPr>
-                <w:rFonts w:ascii="標楷體" w:eastAsia="標楷體" w:hAnsi="標楷體"/>
-                <w:szCs w:val="24"/>
-              </w:rPr>
-            </w:pPr>
-            <w:r>
-              <w:rPr>
-                <w:rFonts w:ascii="標楷體" w:eastAsia="標楷體" w:hAnsi="標楷體" w:cs="新細明體" w:hint="eastAsia"/>
-                <w:szCs w:val="24"/>
-              </w:rPr>
-              <w:t>編輯的資料夾（資料夾 ID、修改後名稱）</w:t>
-            </w:r>
-          </w:p>
-        </w:tc>
-      </w:tr>
-      <w:tr>
-        <w:tc>
-          <w:tcPr>
-            <w:tcW w:w="1271" w:type="dxa"/>
-            <w:vMerge/>
-            <w:vAlign w:val="center"/>
-          </w:tcPr>
-          <w:p>
-            <w:pPr>
-              <w:jc w:val="both"/>
-              <w:rPr>
-                <w:rFonts w:ascii="標楷體" w:eastAsia="標楷體" w:hAnsi="標楷體"/>
-                <w:szCs w:val="24"/>
-              </w:rPr>
-            </w:pPr>
-          </w:p>
-        </w:tc>
-        <w:tc>
-          <w:tcPr>
-            <w:tcW w:w="992" w:type="dxa"/>
-            <w:vAlign w:val="center"/>
-          </w:tcPr>
-          <w:p>
-            <w:pPr>
-              <w:jc w:val="both"/>
-              <w:rPr>
-                <w:rFonts w:ascii="標楷體" w:eastAsia="標楷體" w:hAnsi="標楷體" w:cs="新細明體"/>
-                <w:szCs w:val="24"/>
-              </w:rPr>
-            </w:pPr>
-            <w:r>
-              <w:rPr>
-                <w:rFonts w:ascii="標楷體" w:eastAsia="標楷體" w:hAnsi="標楷體" w:cs="新細明體" w:hint="eastAsia"/>
-                <w:szCs w:val="24"/>
-              </w:rPr>
-              <w:t>資料庫</w:t>
-            </w:r>
-          </w:p>
-        </w:tc>
-        <w:tc>
-          <w:tcPr>
-            <w:tcW w:w="6033" w:type="dxa"/>
-            <w:gridSpan w:val="3"/>
-            <w:vAlign w:val="center"/>
-          </w:tcPr>
-          <w:p>
-            <w:pPr>
-              <w:jc w:val="both"/>
-              <w:rPr>
-                <w:rFonts w:ascii="標楷體" w:eastAsia="標楷體" w:hAnsi="標楷體" w:cs="新細明體"/>
-                <w:szCs w:val="24"/>
-              </w:rPr>
-            </w:pPr>
-            <w:r>
-              <w:rPr>
-                <w:rFonts w:ascii="標楷體" w:eastAsia="標楷體" w:hAnsi="標楷體" w:cs="新細明體" w:hint="eastAsia"/>
-                <w:szCs w:val="24"/>
-              </w:rPr>
-              <w:t>編輯的資料夾、已修改的資料夾（T09 使用者自訂資料夾資料表）</w:t>
-            </w:r>
-          </w:p>
-        </w:tc>
-      </w:tr>
-      <w:tr>
-        <w:tc>
-          <w:tcPr>
-            <w:tcW w:w="1271" w:type="dxa"/>
-            <w:vMerge w:val="restart"/>
-            <w:vAlign w:val="center"/>
-          </w:tcPr>
-          <w:p>
-            <w:pPr>
-              <w:jc w:val="both"/>
-              <w:rPr>
-                <w:rFonts w:ascii="標楷體" w:eastAsia="標楷體" w:hAnsi="標楷體"/>
-                <w:szCs w:val="24"/>
-              </w:rPr>
-            </w:pPr>
-            <w:r>
-              <w:rPr>
-                <w:rFonts w:ascii="標楷體" w:eastAsia="標楷體" w:hAnsi="標楷體" w:hint="eastAsia"/>
-                <w:szCs w:val="24"/>
-              </w:rPr>
-              <w:t>輸出值</w:t>
-            </w:r>
-          </w:p>
-        </w:tc>
-        <w:tc>
-          <w:tcPr>
-            <w:tcW w:w="992" w:type="dxa"/>
-            <w:vAlign w:val="center"/>
-          </w:tcPr>
-          <w:p>
-            <w:pPr>
-              <w:jc w:val="both"/>
-              <w:rPr>
-                <w:rFonts w:ascii="標楷體" w:eastAsia="標楷體" w:hAnsi="標楷體"/>
-                <w:szCs w:val="24"/>
-              </w:rPr>
-            </w:pPr>
-            <w:r>
-              <w:rPr>
-                <w:rFonts w:ascii="標楷體" w:eastAsia="標楷體" w:hAnsi="標楷體" w:cs="新細明體" w:hint="eastAsia"/>
-                <w:szCs w:val="24"/>
-              </w:rPr>
-              <w:t>使用</w:t>
-            </w:r>
-            <w:r>
-              <w:rPr>
-                <w:rFonts w:ascii="標楷體" w:eastAsia="標楷體" w:hAnsi="標楷體" w:cs="新細明體"/>
-                <w:szCs w:val="24"/>
-              </w:rPr>
-              <w:t>者</w:t>
-            </w:r>
-          </w:p>
-        </w:tc>
-        <w:tc>
-          <w:tcPr>
-            <w:tcW w:w="6033" w:type="dxa"/>
-            <w:gridSpan w:val="3"/>
-            <w:vAlign w:val="center"/>
-          </w:tcPr>
-          <w:p>
-            <w:pPr>
-              <w:jc w:val="both"/>
-              <w:rPr>
-                <w:rFonts w:ascii="標楷體" w:eastAsia="標楷體" w:hAnsi="標楷體"/>
-                <w:szCs w:val="24"/>
-              </w:rPr>
-            </w:pPr>
-            <w:r>
-              <w:rPr>
-                <w:rFonts w:ascii="標楷體" w:eastAsia="標楷體" w:hAnsi="標楷體" w:cs="新細明體" w:hint="eastAsia"/>
-                <w:szCs w:val="24"/>
-              </w:rPr>
-              <w:t>已修改的資料夾（更新後名稱）</w:t>
-            </w:r>
-          </w:p>
-        </w:tc>
-      </w:tr>
-      <w:tr>
-        <w:tc>
-          <w:tcPr>
-            <w:tcW w:w="1271" w:type="dxa"/>
-            <w:vMerge/>
-            <w:vAlign w:val="center"/>
-          </w:tcPr>
-          <w:p>
-            <w:pPr>
-              <w:jc w:val="both"/>
-              <w:rPr>
-                <w:rFonts w:ascii="標楷體" w:eastAsia="標楷體" w:hAnsi="標楷體"/>
-                <w:szCs w:val="24"/>
-              </w:rPr>
-            </w:pPr>
-          </w:p>
-        </w:tc>
-        <w:tc>
-          <w:tcPr>
-            <w:tcW w:w="992" w:type="dxa"/>
-            <w:vAlign w:val="center"/>
-          </w:tcPr>
-          <w:p>
-            <w:pPr>
-              <w:jc w:val="both"/>
-              <w:rPr>
-                <w:rFonts w:ascii="標楷體" w:eastAsia="標楷體" w:hAnsi="標楷體" w:cs="新細明體"/>
-                <w:szCs w:val="24"/>
-              </w:rPr>
-            </w:pPr>
-            <w:r>
-              <w:rPr>
-                <w:rFonts w:ascii="標楷體" w:eastAsia="標楷體" w:hAnsi="標楷體" w:cs="新細明體" w:hint="eastAsia"/>
-                <w:szCs w:val="24"/>
-              </w:rPr>
-              <w:t>資料庫</w:t>
-            </w:r>
-          </w:p>
-        </w:tc>
-        <w:tc>
-          <w:tcPr>
-            <w:tcW w:w="6033" w:type="dxa"/>
-            <w:gridSpan w:val="3"/>
-            <w:vAlign w:val="center"/>
-          </w:tcPr>
-          <w:p>
-            <w:pPr>
-              <w:jc w:val="both"/>
-              <w:rPr>
-                <w:rFonts w:ascii="標楷體" w:eastAsia="標楷體" w:hAnsi="標楷體" w:cs="新細明體"/>
-                <w:szCs w:val="24"/>
-              </w:rPr>
-            </w:pPr>
-            <w:r>
-              <w:rPr>
-                <w:rFonts w:ascii="標楷體" w:eastAsia="標楷體" w:hAnsi="標楷體" w:cs="新細明體" w:hint="eastAsia"/>
-                <w:szCs w:val="24"/>
-              </w:rPr>
-              <w:t>編輯的資料夾（T09 使用者自訂資料夾資料表）</w:t>
-            </w:r>
-          </w:p>
-        </w:tc>
-      </w:tr>
-    </w:tbl>
-    <w:p>
-      <w:pPr>
-        <w:pStyle w:val="a3"/>
-        <w:jc w:val="left"/>
-        <w:rPr>
-          <w:sz w:val="24"/>
-          <w:szCs w:val="24"/>
-        </w:rPr>
-      </w:pPr>
-    </w:p>
-    <w:p>
-      <w:pPr>
-        <w:pStyle w:val="a3"/>
-      </w:pPr>
-      <w:r>
-        <w:t>表 6-2-1 說明</w:t>
-      </w:r>
-      <w:r>
-        <w:rPr>
-          <w:rFonts w:hint="eastAsia"/>
-          <w:szCs w:val="24"/>
-        </w:rPr>
-        <w:t>查詢收藏資料夾</w:t>
-      </w:r>
-    </w:p>
-    <w:tbl>
-      <w:tblPr>
-        <w:tblStyle w:val="ab"/>
-        <w:tblW w:w="0" w:type="auto"/>
-        <w:tblLook w:val="04A0" w:firstRow="1" w:lastRow="0" w:firstColumn="1" w:lastColumn="0" w:noHBand="0" w:noVBand="1"/>
-      </w:tblPr>
-      <w:tblGrid>
-        <w:gridCol w:w="1271"/>
-        <w:gridCol w:w="992"/>
-        <w:gridCol w:w="1885"/>
-        <w:gridCol w:w="1376"/>
-        <w:gridCol w:w="2772"/>
-      </w:tblGrid>
-      <w:tr>
-        <w:trPr>
-          <w:trHeight w:val="454"/>
-        </w:trPr>
-        <w:tc>
-          <w:tcPr>
-            <w:tcW w:w="1271" w:type="dxa"/>
-            <w:vAlign w:val="center"/>
-          </w:tcPr>
-          <w:p>
-            <w:pPr>
-              <w:jc w:val="both"/>
-              <w:rPr>
-                <w:rFonts w:ascii="標楷體" w:eastAsia="標楷體" w:hAnsi="標楷體"/>
-                <w:szCs w:val="24"/>
-              </w:rPr>
-            </w:pPr>
-            <w:r>
-              <w:rPr>
-                <w:rFonts w:ascii="標楷體" w:eastAsia="標楷體" w:hAnsi="標楷體" w:hint="eastAsia"/>
-                <w:szCs w:val="24"/>
-              </w:rPr>
-              <w:t>編號</w:t>
-            </w:r>
-          </w:p>
-        </w:tc>
-        <w:tc>
-          <w:tcPr>
-            <w:tcW w:w="2877" w:type="dxa"/>
-            <w:gridSpan w:val="2"/>
-            <w:vAlign w:val="center"/>
-          </w:tcPr>
-          <w:p>
-            <w:pPr>
-              <w:jc w:val="both"/>
-              <w:rPr>
-                <w:rFonts w:ascii="標楷體" w:eastAsia="標楷體" w:hAnsi="標楷體"/>
-                <w:szCs w:val="24"/>
-              </w:rPr>
-            </w:pPr>
-            <w:r>
-              <w:rPr>
-                <w:rFonts w:ascii="標楷體" w:eastAsia="標楷體" w:hAnsi="標楷體" w:hint="eastAsia"/>
-                <w:szCs w:val="24"/>
-              </w:rPr>
-              <w:t>3.2.4</w:t>
-            </w:r>
-          </w:p>
-        </w:tc>
-        <w:tc>
-          <w:tcPr>
-            <w:tcW w:w="1376" w:type="dxa"/>
-            <w:vAlign w:val="center"/>
-          </w:tcPr>
-          <w:p>
-            <w:pPr>
-              <w:jc w:val="both"/>
-              <w:rPr>
-                <w:rFonts w:ascii="標楷體" w:eastAsia="標楷體" w:hAnsi="標楷體"/>
-                <w:szCs w:val="24"/>
-              </w:rPr>
-            </w:pPr>
-            <w:r>
-              <w:rPr>
-                <w:rFonts w:ascii="標楷體" w:eastAsia="標楷體" w:hAnsi="標楷體" w:hint="eastAsia"/>
-                <w:szCs w:val="24"/>
-              </w:rPr>
-              <w:t>功能名稱</w:t>
-            </w:r>
-          </w:p>
-        </w:tc>
-        <w:tc>
-          <w:tcPr>
-            <w:tcW w:w="2772" w:type="dxa"/>
-            <w:vAlign w:val="center"/>
-          </w:tcPr>
-          <w:p>
-            <w:pPr>
-              <w:jc w:val="both"/>
-              <w:rPr>
-                <w:rFonts w:ascii="標楷體" w:eastAsia="標楷體" w:hAnsi="標楷體"/>
-                <w:szCs w:val="24"/>
-              </w:rPr>
-            </w:pPr>
-            <w:r>
-              <w:rPr>
-                <w:rFonts w:ascii="標楷體" w:eastAsia="標楷體" w:hAnsi="標楷體" w:hint="eastAsia"/>
-                <w:szCs w:val="24"/>
-              </w:rPr>
-              <w:t>查詢收藏資料夾</w:t>
-            </w:r>
-          </w:p>
-        </w:tc>
-      </w:tr>
-      <w:tr>
-        <w:tc>
-          <w:tcPr>
-            <w:tcW w:w="1271" w:type="dxa"/>
-            <w:vAlign w:val="center"/>
-          </w:tcPr>
-          <w:p>
-            <w:pPr>
-              <w:jc w:val="both"/>
-              <w:rPr>
-                <w:rFonts w:ascii="標楷體" w:eastAsia="標楷體" w:hAnsi="標楷體"/>
-                <w:szCs w:val="24"/>
-              </w:rPr>
-            </w:pPr>
-            <w:r>
-              <w:rPr>
-                <w:rFonts w:ascii="標楷體" w:eastAsia="標楷體" w:hAnsi="標楷體" w:hint="eastAsia"/>
-                <w:szCs w:val="24"/>
-              </w:rPr>
-              <w:t>操作說明</w:t>
-            </w:r>
-          </w:p>
-        </w:tc>
-        <w:tc>
-          <w:tcPr>
-            <w:tcW w:w="7025" w:type="dxa"/>
-            <w:gridSpan w:val="4"/>
-            <w:vAlign w:val="center"/>
-          </w:tcPr>
-          <w:p>
-            <w:pPr>
-              <w:jc w:val="both"/>
-              <w:rPr>
-                <w:rFonts w:ascii="標楷體" w:eastAsia="標楷體" w:hAnsi="標楷體"/>
-                <w:szCs w:val="24"/>
-              </w:rPr>
-            </w:pPr>
-            <w:r>
-              <w:rPr>
-                <w:rFonts w:ascii="標楷體" w:eastAsia="標楷體" w:hAnsi="標楷體" w:hint="eastAsia"/>
-                <w:szCs w:val="24"/>
-              </w:rPr>
-              <w:t>使用者查詢收藏資料夾清單或特定資料夾內容，系統從 T09 使用者自訂資料夾資料表讀取資料後回傳資料夾名稱及內容。</w:t>
-            </w:r>
-          </w:p>
-        </w:tc>
-      </w:tr>
-      <w:tr>
-        <w:tc>
-          <w:tcPr>
-            <w:tcW w:w="1271" w:type="dxa"/>
-            <w:vMerge w:val="restart"/>
-            <w:vAlign w:val="center"/>
-          </w:tcPr>
-          <w:p>
-            <w:pPr>
-              <w:jc w:val="both"/>
-              <w:rPr>
-                <w:rFonts w:ascii="標楷體" w:eastAsia="標楷體" w:hAnsi="標楷體"/>
-                <w:szCs w:val="24"/>
-              </w:rPr>
-            </w:pPr>
-            <w:r>
-              <w:rPr>
-                <w:rFonts w:ascii="標楷體" w:eastAsia="標楷體" w:hAnsi="標楷體" w:hint="eastAsia"/>
-                <w:szCs w:val="24"/>
-              </w:rPr>
-              <w:t>輸入值</w:t>
-            </w:r>
-          </w:p>
-        </w:tc>
-        <w:tc>
-          <w:tcPr>
-            <w:tcW w:w="992" w:type="dxa"/>
-            <w:vAlign w:val="center"/>
-          </w:tcPr>
-          <w:p>
-            <w:pPr>
-              <w:jc w:val="both"/>
-              <w:rPr>
-                <w:rFonts w:ascii="標楷體" w:eastAsia="標楷體" w:hAnsi="標楷體"/>
-                <w:szCs w:val="24"/>
-              </w:rPr>
-            </w:pPr>
-            <w:r>
-              <w:rPr>
-                <w:rFonts w:ascii="標楷體" w:eastAsia="標楷體" w:hAnsi="標楷體" w:cs="新細明體" w:hint="eastAsia"/>
-                <w:szCs w:val="24"/>
-              </w:rPr>
-              <w:t>使用</w:t>
-            </w:r>
-            <w:r>
-              <w:rPr>
-                <w:rFonts w:ascii="標楷體" w:eastAsia="標楷體" w:hAnsi="標楷體" w:cs="新細明體"/>
-                <w:szCs w:val="24"/>
-              </w:rPr>
-              <w:t>者</w:t>
-            </w:r>
-          </w:p>
-        </w:tc>
-        <w:tc>
-          <w:tcPr>
-            <w:tcW w:w="6033" w:type="dxa"/>
-            <w:gridSpan w:val="3"/>
-            <w:vAlign w:val="center"/>
-          </w:tcPr>
-          <w:p>
-            <w:pPr>
-              <w:jc w:val="both"/>
-              <w:rPr>
-                <w:rFonts w:ascii="標楷體" w:eastAsia="標楷體" w:hAnsi="標楷體"/>
-                <w:szCs w:val="24"/>
-              </w:rPr>
-            </w:pPr>
-            <w:r>
-              <w:rPr>
-                <w:rFonts w:ascii="標楷體" w:eastAsia="標楷體" w:hAnsi="標楷體" w:hint="eastAsia"/>
-                <w:szCs w:val="24"/>
-              </w:rPr>
-              <w:t>要找的資料夾（查詢請求）</w:t>
-            </w:r>
-          </w:p>
-        </w:tc>
-      </w:tr>
-      <w:tr>
-        <w:tc>
-          <w:tcPr>
-            <w:tcW w:w="1271" w:type="dxa"/>
-            <w:vMerge/>
-            <w:vAlign w:val="center"/>
-          </w:tcPr>
-          <w:p>
-            <w:pPr>
-              <w:jc w:val="both"/>
-              <w:rPr>
-                <w:rFonts w:ascii="標楷體" w:eastAsia="標楷體" w:hAnsi="標楷體"/>
-                <w:szCs w:val="24"/>
-              </w:rPr>
-            </w:pPr>
-          </w:p>
-        </w:tc>
-        <w:tc>
-          <w:tcPr>
-            <w:tcW w:w="992" w:type="dxa"/>
-            <w:vAlign w:val="center"/>
-          </w:tcPr>
-          <w:p>
-            <w:pPr>
-              <w:jc w:val="both"/>
-              <w:rPr>
-                <w:rFonts w:ascii="標楷體" w:eastAsia="標楷體" w:hAnsi="標楷體" w:cs="新細明體"/>
-                <w:szCs w:val="24"/>
-              </w:rPr>
-            </w:pPr>
-            <w:r>
-              <w:rPr>
-                <w:rFonts w:ascii="標楷體" w:eastAsia="標楷體" w:hAnsi="標楷體" w:cs="新細明體" w:hint="eastAsia"/>
-                <w:szCs w:val="24"/>
-              </w:rPr>
-              <w:t>資料庫</w:t>
-            </w:r>
-          </w:p>
-        </w:tc>
-        <w:tc>
-          <w:tcPr>
-            <w:tcW w:w="6033" w:type="dxa"/>
-            <w:gridSpan w:val="3"/>
-            <w:vAlign w:val="center"/>
-          </w:tcPr>
-          <w:p>
-            <w:pPr>
-              <w:jc w:val="both"/>
-              <w:rPr>
-                <w:rFonts w:ascii="標楷體" w:eastAsia="標楷體" w:hAnsi="標楷體" w:cs="新細明體"/>
-                <w:szCs w:val="24"/>
-              </w:rPr>
-            </w:pPr>
-            <w:r>
-              <w:rPr>
-                <w:rFonts w:ascii="標楷體" w:eastAsia="標楷體" w:hAnsi="標楷體" w:cs="新細明體" w:hint="eastAsia"/>
-                <w:szCs w:val="24"/>
-              </w:rPr>
-              <w:t>資料夾（T09 使用者自訂資料夾資料表）、要找的資料夾</w:t>
-            </w:r>
-          </w:p>
-        </w:tc>
-      </w:tr>
-      <w:tr>
-        <w:tc>
-          <w:tcPr>
-            <w:tcW w:w="1271" w:type="dxa"/>
-            <w:vAlign w:val="center"/>
-          </w:tcPr>
-          <w:p>
-            <w:pPr>
-              <w:jc w:val="both"/>
-              <w:rPr>
-                <w:rFonts w:ascii="標楷體" w:eastAsia="標楷體" w:hAnsi="標楷體"/>
-                <w:szCs w:val="24"/>
-              </w:rPr>
-            </w:pPr>
-            <w:r>
-              <w:rPr>
-                <w:rFonts w:ascii="標楷體" w:eastAsia="標楷體" w:hAnsi="標楷體" w:hint="eastAsia"/>
-                <w:szCs w:val="24"/>
-              </w:rPr>
-              <w:t>輸出值</w:t>
-            </w:r>
-          </w:p>
-        </w:tc>
-        <w:tc>
-          <w:tcPr>
-            <w:tcW w:w="992" w:type="dxa"/>
-            <w:vAlign w:val="center"/>
-          </w:tcPr>
-          <w:p>
-            <w:pPr>
-              <w:jc w:val="both"/>
-              <w:rPr>
-                <w:rFonts w:ascii="標楷體" w:eastAsia="標楷體" w:hAnsi="標楷體"/>
-                <w:szCs w:val="24"/>
-              </w:rPr>
-            </w:pPr>
-            <w:r>
-              <w:rPr>
-                <w:rFonts w:ascii="標楷體" w:eastAsia="標楷體" w:hAnsi="標楷體" w:cs="新細明體" w:hint="eastAsia"/>
-                <w:szCs w:val="24"/>
-              </w:rPr>
-              <w:t>使用</w:t>
-            </w:r>
-            <w:r>
-              <w:rPr>
-                <w:rFonts w:ascii="標楷體" w:eastAsia="標楷體" w:hAnsi="標楷體" w:cs="新細明體"/>
-                <w:szCs w:val="24"/>
-              </w:rPr>
-              <w:t>者</w:t>
-            </w:r>
-          </w:p>
-        </w:tc>
-        <w:tc>
-          <w:tcPr>
-            <w:tcW w:w="6033" w:type="dxa"/>
-            <w:gridSpan w:val="3"/>
-            <w:vAlign w:val="center"/>
-          </w:tcPr>
-          <w:p>
-            <w:pPr>
-              <w:jc w:val="both"/>
-              <w:rPr>
-                <w:rFonts w:ascii="標楷體" w:eastAsia="標楷體" w:hAnsi="標楷體"/>
-                <w:szCs w:val="24"/>
-              </w:rPr>
-            </w:pPr>
-            <w:r>
-              <w:rPr>
-                <w:rFonts w:ascii="標楷體" w:eastAsia="標楷體" w:hAnsi="標楷體" w:hint="eastAsia"/>
-                <w:szCs w:val="24"/>
-              </w:rPr>
-              <w:t>資料夾名稱／內容</w:t>
-            </w:r>
-          </w:p>
-        </w:tc>
-      </w:tr>
-    </w:tbl>
-    <w:p>
-      <w:pPr>
-        <w:pStyle w:val="a3"/>
-        <w:jc w:val="left"/>
-        <w:rPr>
-          <w:sz w:val="24"/>
           <w:szCs w:val="24"/>
         </w:rPr>
       </w:pPr>
@@ -4312,6 +2289,7 @@
   <w:style w:type="character" w:default="1" w:styleId="a0">
     <w:name w:val="Default Paragraph Font"/>
     <w:uiPriority w:val="1"/>
+    <w:semiHidden/>
     <w:unhideWhenUsed/>
   </w:style>
   <w:style w:type="table" w:default="1" w:styleId="a1">
